--- a/src/Tests/Inputs/letters/13/input.docx
+++ b/src/Tests/Inputs/letters/13/input.docx
@@ -1,6 +1,6 @@
 
 <file path=word/document.xml><?xml version="1.0" encoding="utf-8"?>
-<w:document xmlns:wpc="http://schemas.microsoft.com/office/word/2010/wordprocessingCanvas" xmlns:cx="http://schemas.microsoft.com/office/drawing/2014/chartex" xmlns:cx1="http://schemas.microsoft.com/office/drawing/2015/9/8/chartex" xmlns:cx2="http://schemas.microsoft.com/office/drawing/2015/10/21/chartex" xmlns:cx3="http://schemas.microsoft.com/office/drawing/2016/5/9/chartex" xmlns:cx4="http://schemas.microsoft.com/office/drawing/2016/5/10/chartex" xmlns:cx5="http://schemas.microsoft.com/office/drawing/2016/5/11/chartex" xmlns:cx6="http://schemas.microsoft.com/office/drawing/2016/5/12/chartex" xmlns:cx7="http://schemas.microsoft.com/office/drawing/2016/5/13/chartex" xmlns:cx8="http://schemas.microsoft.com/office/drawing/2016/5/14/chartex" xmlns:mc="http://schemas.openxmlformats.org/markup-compatibility/2006" xmlns:aink="http://schemas.microsoft.com/office/drawing/2016/ink" xmlns:am3d="http://schemas.microsoft.com/office/drawing/2017/model3d" xmlns:o="urn:schemas-microsoft-com:office:office" xmlns:r="http://schemas.openxmlformats.org/officeDocument/2006/relationships" xmlns:m="http://schemas.openxmlformats.org/officeDocument/2006/math" xmlns:v="urn:schemas-microsoft-com:vml" xmlns:wp14="http://schemas.microsoft.com/office/word/2010/wordprocessingDrawing" xmlns:wp="http://schemas.openxmlformats.org/drawingml/2006/wordprocessingDrawing" xmlns:w10="urn:schemas-microsoft-com:office:word" xmlns:w="http://schemas.openxmlformats.org/wordprocessingml/2006/main" xmlns:w14="http://schemas.microsoft.com/office/word/2010/wordml" xmlns:w15="http://schemas.microsoft.com/office/word/2012/wordml" xmlns:w16cex="http://schemas.microsoft.com/office/word/2018/wordml/cex" xmlns:w16cid="http://schemas.microsoft.com/office/word/2016/wordml/cid" xmlns:w16="http://schemas.microsoft.com/office/word/2018/wordml" xmlns:w16sdtdh="http://schemas.microsoft.com/office/word/2020/wordml/sdtdatahash" xmlns:w16se="http://schemas.microsoft.com/office/word/2015/wordml/symex" xmlns:wpg="http://schemas.microsoft.com/office/word/2010/wordprocessingGroup" xmlns:wpi="http://schemas.microsoft.com/office/word/2010/wordprocessingInk" xmlns:wne="http://schemas.microsoft.com/office/word/2006/wordml" xmlns:wps="http://schemas.microsoft.com/office/word/2010/wordprocessingShape" mc:Ignorable="w14 w15 w16se w16cid w16 w16cex w16sdtdh wp14">
+<w:document xmlns:a="http://schemas.openxmlformats.org/drawingml/2006/main" xmlns:adec="http://schemas.microsoft.com/office/drawing/2017/decorative" xmlns:pic="http://schemas.openxmlformats.org/drawingml/2006/picture" xmlns:asvg="http://schemas.microsoft.com/office/drawing/2016/SVG/main" xmlns:wpc="http://schemas.microsoft.com/office/word/2010/wordprocessingCanvas" xmlns:cx="http://schemas.microsoft.com/office/drawing/2014/chartex" xmlns:cx1="http://schemas.microsoft.com/office/drawing/2015/9/8/chartex" xmlns:cx2="http://schemas.microsoft.com/office/drawing/2015/10/21/chartex" xmlns:cx3="http://schemas.microsoft.com/office/drawing/2016/5/9/chartex" xmlns:cx4="http://schemas.microsoft.com/office/drawing/2016/5/10/chartex" xmlns:cx5="http://schemas.microsoft.com/office/drawing/2016/5/11/chartex" xmlns:cx6="http://schemas.microsoft.com/office/drawing/2016/5/12/chartex" xmlns:cx7="http://schemas.microsoft.com/office/drawing/2016/5/13/chartex" xmlns:cx8="http://schemas.microsoft.com/office/drawing/2016/5/14/chartex" xmlns:mc="http://schemas.openxmlformats.org/markup-compatibility/2006" xmlns:aink="http://schemas.microsoft.com/office/drawing/2016/ink" xmlns:am3d="http://schemas.microsoft.com/office/drawing/2017/model3d" xmlns:o="urn:schemas-microsoft-com:office:office" xmlns:r="http://schemas.openxmlformats.org/officeDocument/2006/relationships" xmlns:m="http://schemas.openxmlformats.org/officeDocument/2006/math" xmlns:v="urn:schemas-microsoft-com:vml" xmlns:wp14="http://schemas.microsoft.com/office/word/2010/wordprocessingDrawing" xmlns:wp="http://schemas.openxmlformats.org/drawingml/2006/wordprocessingDrawing" xmlns:w10="urn:schemas-microsoft-com:office:word" xmlns:w="http://schemas.openxmlformats.org/wordprocessingml/2006/main" xmlns:w14="http://schemas.microsoft.com/office/word/2010/wordml" xmlns:w15="http://schemas.microsoft.com/office/word/2012/wordml" xmlns:w16cex="http://schemas.microsoft.com/office/word/2018/wordml/cex" xmlns:w16cid="http://schemas.microsoft.com/office/word/2016/wordml/cid" xmlns:w16="http://schemas.microsoft.com/office/word/2018/wordml" xmlns:w16sdtdh="http://schemas.microsoft.com/office/word/2020/wordml/sdtdatahash" xmlns:w16se="http://schemas.microsoft.com/office/word/2015/wordml/symex" xmlns:wpg="http://schemas.microsoft.com/office/word/2010/wordprocessingGroup" xmlns:wpi="http://schemas.microsoft.com/office/word/2010/wordprocessingInk" xmlns:wne="http://schemas.microsoft.com/office/word/2006/wordml" xmlns:wps="http://schemas.microsoft.com/office/word/2010/wordprocessingShape" mc:Ignorable="w14 w15 w16se w16cid w16 w16cex w16sdtdh wp14">
   <w:body>
     <w:p>
       <w:pPr>
@@ -8,7 +8,7 @@
       </w:pPr>
       <w:r>
         <w:drawing>
-          <wp:anchor distT="0" distB="0" distL="114300" distR="114300" simplePos="0" relativeHeight="251659264" behindDoc="1" locked="1" layoutInCell="1" allowOverlap="0" wp14:anchorId="1F818A08" wp14:editId="15871C85">
+          <wp:anchor distT="0" distB="0" distL="114300" distR="114300" simplePos="0" relativeHeight="251659264" behindDoc="1" locked="1" layoutInCell="1" allowOverlap="0" wp14:editId="15871C85" wp14:anchorId="1F818A08">
             <wp:simplePos x="0" y="0"/>
             <wp:positionH relativeFrom="page">
               <wp:posOffset>1905</wp:posOffset>
@@ -582,7 +582,7 @@
                 <w:noProof/>
               </w:rPr>
               <w:drawing>
-                <wp:anchor distT="0" distB="0" distL="114300" distR="114300" simplePos="0" relativeHeight="251661312" behindDoc="1" locked="1" layoutInCell="1" allowOverlap="1" wp14:anchorId="6928D2F4" wp14:editId="7B5DDCC6">
+                <wp:anchor distT="0" distB="0" distL="114300" distR="114300" simplePos="0" relativeHeight="251661312" behindDoc="1" locked="1" layoutInCell="1" allowOverlap="1" wp14:editId="7B5DDCC6" wp14:anchorId="6928D2F4">
                   <wp:simplePos x="0" y="0"/>
                   <wp:positionH relativeFrom="page">
                     <wp:posOffset>24130</wp:posOffset>
@@ -688,7 +688,7 @@
       <w:r>
         <w:lastRenderedPageBreak/>
         <w:drawing>
-          <wp:anchor distT="0" distB="0" distL="114300" distR="114300" simplePos="0" relativeHeight="251663360" behindDoc="1" locked="1" layoutInCell="1" allowOverlap="1" wp14:anchorId="7B869EE4" wp14:editId="46CB1402">
+          <wp:anchor distT="0" distB="0" distL="114300" distR="114300" simplePos="0" relativeHeight="251663360" behindDoc="1" locked="1" layoutInCell="1" allowOverlap="1" wp14:editId="46CB1402" wp14:anchorId="7B869EE4">
             <wp:simplePos x="0" y="0"/>
             <wp:positionH relativeFrom="page">
               <wp:posOffset>1905</wp:posOffset>
@@ -1301,7 +1301,7 @@
         <mc:AlternateContent>
           <mc:Choice Requires="wpg">
             <w:drawing>
-              <wp:anchor distT="0" distB="0" distL="114300" distR="114300" simplePos="0" relativeHeight="251665408" behindDoc="1" locked="1" layoutInCell="1" allowOverlap="1" wp14:anchorId="625A8335" wp14:editId="48FF60D6">
+              <wp:anchor distT="0" distB="0" distL="114300" distR="114300" simplePos="0" relativeHeight="251665408" behindDoc="1" locked="1" layoutInCell="1" allowOverlap="1" wp14:editId="48FF60D6" wp14:anchorId="625A8335">
                 <wp:simplePos x="0" y="0"/>
                 <wp:positionH relativeFrom="margin">
                   <wp:posOffset>-355600</wp:posOffset>
@@ -1404,8 +1404,8 @@
           </mc:Choice>
           <mc:Fallback>
             <w:pict>
-              <v:group w14:anchorId="54ECAAA2" id="Group 1" o:spid="_x0000_s1026" alt="&quot;&quot;" style="position:absolute;margin-left:-28pt;margin-top:-50.55pt;width:51.85pt;height:1223.3pt;z-index:-251651072;mso-position-horizontal-relative:margin;mso-width-relative:margin;mso-height-relative:margin" coordsize="6578,155384" o:gfxdata="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">
-                <v:shapetype id="_x0000_t75" coordsize="21600,21600" o:spt="75" o:preferrelative="t" path="m@4@5l@4@11@9@11@9@5xe" filled="f" stroked="f">
+              <v:group id="Group 1" style="position:absolute;margin-left:-28pt;margin-top:-50.55pt;width:51.85pt;height:1223.3pt;z-index:-251651072;mso-position-horizontal-relative:margin;mso-width-relative:margin;mso-height-relative:margin" alt="&quot;&quot;" coordsize="6578,155384" o:spid="_x0000_s1026" o:gfxdata="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" w14:anchorId="54ECAAA2">
+                <v:shapetype id="_x0000_t75" coordsize="21600,21600" filled="f" stroked="f" o:spt="75" o:preferrelative="t" path="m@4@5l@4@11@9@11@9@5xe">
                   <v:stroke joinstyle="miter"/>
                   <v:formulas>
                     <v:f eqn="if lineDrawn pixelLineWidth 0"/>
@@ -1421,15 +1421,15 @@
                     <v:f eqn="prod @7 21600 pixelHeight"/>
                     <v:f eqn="sum @10 21600 0"/>
                   </v:formulas>
-                  <v:path o:extrusionok="f" gradientshapeok="t" o:connecttype="rect"/>
+                  <v:path gradientshapeok="t" o:connecttype="rect" o:extrusionok="f"/>
                   <o:lock v:ext="edit" aspectratio="t"/>
                 </v:shapetype>
-                <v:shape id="Graphic 35" o:spid="_x0000_s1027" type="#_x0000_t75" style="position:absolute;left:-35573;top:35573;width:77724;height:6578;rotation:90;visibility:visible;mso-wrap-style:square" o:gfxdata="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">
-                  <v:imagedata r:id="rId11" o:title=""/>
+                <v:shape id="Graphic 35" style="position:absolute;left:-35573;top:35573;width:77724;height:6578;rotation:90;visibility:visible;mso-wrap-style:square" o:spid="_x0000_s1027" type="#_x0000_t75" o:gfxdata="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">
+                  <v:imagedata o:title="" r:id="rId11"/>
                   <o:lock v:ext="edit" aspectratio="f"/>
                 </v:shape>
-                <v:shape id="Graphic 36" o:spid="_x0000_s1028" type="#_x0000_t75" style="position:absolute;left:-35573;top:113233;width:77724;height:6578;rotation:90;visibility:visible;mso-wrap-style:square" o:gfxdata="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">
-                  <v:imagedata r:id="rId11" o:title=""/>
+                <v:shape id="Graphic 36" style="position:absolute;left:-35573;top:113233;width:77724;height:6578;rotation:90;visibility:visible;mso-wrap-style:square" o:spid="_x0000_s1028" type="#_x0000_t75" o:gfxdata="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">
+                  <v:imagedata o:title="" r:id="rId11"/>
                   <o:lock v:ext="edit" aspectratio="f"/>
                 </v:shape>
                 <w10:wrap anchorx="margin"/>

--- a/src/Tests/Inputs/letters/13/input.docx
+++ b/src/Tests/Inputs/letters/13/input.docx
@@ -3496,2468 +3496,6 @@
 </w:webSettings>
 </file>
 
-<file path=word/glossary/document.xml><?xml version="1.0" encoding="utf-8"?>
-<w:glossaryDocument xmlns:wpc="http://schemas.microsoft.com/office/word/2010/wordprocessingCanvas" xmlns:cx="http://schemas.microsoft.com/office/drawing/2014/chartex" xmlns:cx1="http://schemas.microsoft.com/office/drawing/2015/9/8/chartex" xmlns:cx2="http://schemas.microsoft.com/office/drawing/2015/10/21/chartex" xmlns:cx3="http://schemas.microsoft.com/office/drawing/2016/5/9/chartex" xmlns:cx4="http://schemas.microsoft.com/office/drawing/2016/5/10/chartex" xmlns:cx5="http://schemas.microsoft.com/office/drawing/2016/5/11/chartex" xmlns:cx6="http://schemas.microsoft.com/office/drawing/2016/5/12/chartex" xmlns:cx7="http://schemas.microsoft.com/office/drawing/2016/5/13/chartex" xmlns:cx8="http://schemas.microsoft.com/office/drawing/2016/5/14/chartex" xmlns:mc="http://schemas.openxmlformats.org/markup-compatibility/2006" xmlns:aink="http://schemas.microsoft.com/office/drawing/2016/ink" xmlns:am3d="http://schemas.microsoft.com/office/drawing/2017/model3d" xmlns:o="urn:schemas-microsoft-com:office:office" xmlns:r="http://schemas.openxmlformats.org/officeDocument/2006/relationships" xmlns:m="http://schemas.openxmlformats.org/officeDocument/2006/math" xmlns:v="urn:schemas-microsoft-com:vml" xmlns:wp14="http://schemas.microsoft.com/office/word/2010/wordprocessingDrawing" xmlns:wp="http://schemas.openxmlformats.org/drawingml/2006/wordprocessingDrawing" xmlns:w10="urn:schemas-microsoft-com:office:word" xmlns:w="http://schemas.openxmlformats.org/wordprocessingml/2006/main" xmlns:w14="http://schemas.microsoft.com/office/word/2010/wordml" xmlns:w15="http://schemas.microsoft.com/office/word/2012/wordml" xmlns:w16cex="http://schemas.microsoft.com/office/word/2018/wordml/cex" xmlns:w16cid="http://schemas.microsoft.com/office/word/2016/wordml/cid" xmlns:w16="http://schemas.microsoft.com/office/word/2018/wordml" xmlns:w16sdtdh="http://schemas.microsoft.com/office/word/2020/wordml/sdtdatahash" xmlns:w16se="http://schemas.microsoft.com/office/word/2015/wordml/symex" xmlns:wpg="http://schemas.microsoft.com/office/word/2010/wordprocessingGroup" xmlns:wpi="http://schemas.microsoft.com/office/word/2010/wordprocessingInk" xmlns:wne="http://schemas.microsoft.com/office/word/2006/wordml" xmlns:wps="http://schemas.microsoft.com/office/word/2010/wordprocessingShape" mc:Ignorable="w14 w15 w16se w16cid w16 w16cex w16sdtdh wp14">
-  <w:docParts>
-    <w:docPart>
-      <w:docPartPr>
-        <w:name w:val="AC906835280F4C458F0CDD1BDA0DC489"/>
-        <w:category>
-          <w:name w:val="General"/>
-          <w:gallery w:val="placeholder"/>
-        </w:category>
-        <w:types>
-          <w:type w:val="bbPlcHdr"/>
-        </w:types>
-        <w:behaviors>
-          <w:behavior w:val="content"/>
-        </w:behaviors>
-        <w:guid w:val="{995AFDC0-29EB-4F83-B19C-8C8620646417}"/>
-      </w:docPartPr>
-      <w:docPartBody>
-        <w:p>
-          <w:r>
-            <w:t>Taylor Phillips</w:t>
-          </w:r>
-        </w:p>
-      </w:docPartBody>
-    </w:docPart>
-    <w:docPart>
-      <w:docPartPr>
-        <w:name w:val="7CC11DB849C8495BB862EFF91F5771A7"/>
-        <w:category>
-          <w:name w:val="General"/>
-          <w:gallery w:val="placeholder"/>
-        </w:category>
-        <w:types>
-          <w:type w:val="bbPlcHdr"/>
-        </w:types>
-        <w:behaviors>
-          <w:behavior w:val="content"/>
-        </w:behaviors>
-        <w:guid w:val="{C9588B77-72C4-4B71-B84D-A444ACF0EC72}"/>
-      </w:docPartPr>
-      <w:docPartBody>
-        <w:p>
-          <w:pPr>
-            <w:pStyle w:val="7CC11DB849C8495BB862EFF91F5771A7"/>
-          </w:pPr>
-          <w:r>
-            <w:t>5678 Main St</w:t>
-          </w:r>
-        </w:p>
-      </w:docPartBody>
-    </w:docPart>
-    <w:docPart>
-      <w:docPartPr>
-        <w:name w:val="C0121950539F4CEAAF1519C832183020"/>
-        <w:category>
-          <w:name w:val="General"/>
-          <w:gallery w:val="placeholder"/>
-        </w:category>
-        <w:types>
-          <w:type w:val="bbPlcHdr"/>
-        </w:types>
-        <w:behaviors>
-          <w:behavior w:val="content"/>
-        </w:behaviors>
-        <w:guid w:val="{8921BD7D-D8EB-46D3-BB8B-97063341C369}"/>
-      </w:docPartPr>
-      <w:docPartBody>
-        <w:p>
-          <w:pPr>
-            <w:pStyle w:val="C0121950539F4CEAAF1519C832183020"/>
-          </w:pPr>
-          <w:r>
-            <w:t>New York, NY 90210</w:t>
-          </w:r>
-        </w:p>
-      </w:docPartBody>
-    </w:docPart>
-    <w:docPart>
-      <w:docPartPr>
-        <w:name w:val="6944579A949D41708EFB265F550F4CAD"/>
-        <w:category>
-          <w:name w:val="General"/>
-          <w:gallery w:val="placeholder"/>
-        </w:category>
-        <w:types>
-          <w:type w:val="bbPlcHdr"/>
-        </w:types>
-        <w:behaviors>
-          <w:behavior w:val="content"/>
-        </w:behaviors>
-        <w:guid w:val="{1C1595C3-E366-40B3-9D84-A87D2EFA0591}"/>
-      </w:docPartPr>
-      <w:docPartBody>
-        <w:p>
-          <w:r>
-            <w:t>September 16, 20XX</w:t>
-          </w:r>
-        </w:p>
-      </w:docPartBody>
-    </w:docPart>
-    <w:docPart>
-      <w:docPartPr>
-        <w:name w:val="F7DE4F69AC684D8FB43E5F0D930972E4"/>
-        <w:category>
-          <w:name w:val="General"/>
-          <w:gallery w:val="placeholder"/>
-        </w:category>
-        <w:types>
-          <w:type w:val="bbPlcHdr"/>
-        </w:types>
-        <w:behaviors>
-          <w:behavior w:val="content"/>
-        </w:behaviors>
-        <w:guid w:val="{0A7BCD19-CBC0-4973-BA7A-09C40E48C392}"/>
-      </w:docPartPr>
-      <w:docPartBody>
-        <w:p>
-          <w:pPr>
-            <w:pStyle w:val="F7DE4F69AC684D8FB43E5F0D930972E4"/>
-          </w:pPr>
-          <w:r>
-            <w:t>Dear</w:t>
-          </w:r>
-        </w:p>
-      </w:docPartBody>
-    </w:docPart>
-    <w:docPart>
-      <w:docPartPr>
-        <w:name w:val="9FB27D83A8E84FACBBDD94A25FC9E1AF"/>
-        <w:category>
-          <w:name w:val="General"/>
-          <w:gallery w:val="placeholder"/>
-        </w:category>
-        <w:types>
-          <w:type w:val="bbPlcHdr"/>
-        </w:types>
-        <w:behaviors>
-          <w:behavior w:val="content"/>
-        </w:behaviors>
-        <w:guid w:val="{DCE7D787-3A1C-43E7-A3C1-E35765EC59E4}"/>
-      </w:docPartPr>
-      <w:docPartBody>
-        <w:p>
-          <w:pPr>
-            <w:pStyle w:val="9FB27D83A8E84FACBBDD94A25FC9E1AF"/>
-          </w:pPr>
-          <w:r>
-            <w:t>Taylor Phillips,</w:t>
-          </w:r>
-        </w:p>
-      </w:docPartBody>
-    </w:docPart>
-    <w:docPart>
-      <w:docPartPr>
-        <w:name w:val="A99117DB8E4843FA8BB20DFBF3C64266"/>
-        <w:category>
-          <w:name w:val="General"/>
-          <w:gallery w:val="placeholder"/>
-        </w:category>
-        <w:types>
-          <w:type w:val="bbPlcHdr"/>
-        </w:types>
-        <w:behaviors>
-          <w:behavior w:val="content"/>
-        </w:behaviors>
-        <w:guid w:val="{CDE8DB9D-BCAF-43EA-8FDE-50A58D4E7B6C}"/>
-      </w:docPartPr>
-      <w:docPartBody>
-        <w:p>
-          <w:r>
-            <w:t>Write the body of your letter here.</w:t>
-          </w:r>
-          <w:r>
-            <w:t xml:space="preserve"> </w:t>
-          </w:r>
-          <w:r>
-            <w:t xml:space="preserve">To update any of the letter's information, select the text, and start typing. </w:t>
-          </w:r>
-        </w:p>
-        <w:p/>
-        <w:p>
-          <w:r>
-            <w:t>Want to change fonts?</w:t>
-          </w:r>
-          <w:r>
-            <w:t xml:space="preserve"> </w:t>
-          </w:r>
-          <w:r>
-            <w:t>Go to the Home tab and choose Fonts.</w:t>
-          </w:r>
-          <w:r>
-            <w:t xml:space="preserve"> </w:t>
-          </w:r>
-          <w:r>
-            <w:t xml:space="preserve">You can use a built-in font combination or select one of your own. </w:t>
-          </w:r>
-        </w:p>
-        <w:p/>
-        <w:p>
-          <w:r>
-            <w:t>You can also change the colors of the template to match your personal taste. Go to the Design tab and choose a color palette from the Colors menu.</w:t>
-          </w:r>
-          <w:r>
-            <w:t xml:space="preserve"> </w:t>
-          </w:r>
-          <w:r>
-            <w:t xml:space="preserve">Hovering over the different palettes will show you what your document would look like with the new palette. </w:t>
-          </w:r>
-        </w:p>
-        <w:p/>
-        <w:p>
-          <w:pPr>
-            <w:pStyle w:val="A99117DB8E4843FA8BB20DFBF3C64266"/>
-          </w:pPr>
-          <w:r>
-            <w:t>To change the color or font formatting back to the original settings, go to the Design tab, and select the Theme menu.</w:t>
-          </w:r>
-          <w:r>
-            <w:t xml:space="preserve"> </w:t>
-          </w:r>
-          <w:r>
-            <w:t>From there, choose the option to reset the original template theme.</w:t>
-          </w:r>
-        </w:p>
-      </w:docPartBody>
-    </w:docPart>
-    <w:docPart>
-      <w:docPartPr>
-        <w:name w:val="59E5FD03DB494D049727B6FE6EBA8E5A"/>
-        <w:category>
-          <w:name w:val="General"/>
-          <w:gallery w:val="placeholder"/>
-        </w:category>
-        <w:types>
-          <w:type w:val="bbPlcHdr"/>
-        </w:types>
-        <w:behaviors>
-          <w:behavior w:val="content"/>
-        </w:behaviors>
-        <w:guid w:val="{E9CED0DA-FBE7-448D-AAC7-DAF4F01CF3D3}"/>
-      </w:docPartPr>
-      <w:docPartBody>
-        <w:p>
-          <w:r>
-            <w:t>Kalle Persson</w:t>
-          </w:r>
-        </w:p>
-      </w:docPartBody>
-    </w:docPart>
-    <w:docPart>
-      <w:docPartPr>
-        <w:name w:val="2BEE14E3C94248ED91863329521A2076"/>
-        <w:category>
-          <w:name w:val="General"/>
-          <w:gallery w:val="placeholder"/>
-        </w:category>
-        <w:types>
-          <w:type w:val="bbPlcHdr"/>
-        </w:types>
-        <w:behaviors>
-          <w:behavior w:val="content"/>
-        </w:behaviors>
-        <w:guid w:val="{06BC3DB5-41AA-41EE-97EC-F7E06229FC3F}"/>
-      </w:docPartPr>
-      <w:docPartBody>
-        <w:p>
-          <w:pPr>
-            <w:pStyle w:val="2BEE14E3C94248ED91863329521A2076"/>
-          </w:pPr>
-          <w:r>
-            <w:t>Manager</w:t>
-          </w:r>
-        </w:p>
-      </w:docPartBody>
-    </w:docPart>
-    <w:docPart>
-      <w:docPartPr>
-        <w:name w:val="DCCBB83288AB471B899DA2E1FD1C04FF"/>
-        <w:category>
-          <w:name w:val="General"/>
-          <w:gallery w:val="placeholder"/>
-        </w:category>
-        <w:types>
-          <w:type w:val="bbPlcHdr"/>
-        </w:types>
-        <w:behaviors>
-          <w:behavior w:val="content"/>
-        </w:behaviors>
-        <w:guid w:val="{12CD1708-10C0-4853-8812-AFF1BC290F21}"/>
-      </w:docPartPr>
-      <w:docPartBody>
-        <w:p>
-          <w:r>
-            <w:t>555-0100</w:t>
-          </w:r>
-        </w:p>
-      </w:docPartBody>
-    </w:docPart>
-    <w:docPart>
-      <w:docPartPr>
-        <w:name w:val="6A11021CC454472DB2EF9C71B0E09BA3"/>
-        <w:category>
-          <w:name w:val="General"/>
-          <w:gallery w:val="placeholder"/>
-        </w:category>
-        <w:types>
-          <w:type w:val="bbPlcHdr"/>
-        </w:types>
-        <w:behaviors>
-          <w:behavior w:val="content"/>
-        </w:behaviors>
-        <w:guid w:val="{9AF14F38-97BF-434C-A496-B62AEB23BC0C}"/>
-      </w:docPartPr>
-      <w:docPartBody>
-        <w:p>
-          <w:r>
-            <w:t>nodpublishers.com</w:t>
-          </w:r>
-        </w:p>
-      </w:docPartBody>
-    </w:docPart>
-    <w:docPart>
-      <w:docPartPr>
-        <w:name w:val="67D7738AD9BA45CABC4A8152F5FA8B62"/>
-        <w:category>
-          <w:name w:val="General"/>
-          <w:gallery w:val="placeholder"/>
-        </w:category>
-        <w:types>
-          <w:type w:val="bbPlcHdr"/>
-        </w:types>
-        <w:behaviors>
-          <w:behavior w:val="content"/>
-        </w:behaviors>
-        <w:guid w:val="{1CA3AA8D-6DED-4D3F-9016-1E6939B2DD82}"/>
-      </w:docPartPr>
-      <w:docPartBody>
-        <w:p>
-          <w:r>
-            <w:t>kalle@nodpublishers.com</w:t>
-          </w:r>
-        </w:p>
-      </w:docPartBody>
-    </w:docPart>
-    <w:docPart>
-      <w:docPartPr>
-        <w:name w:val="27E923A95D134F64854B5AC175D01837"/>
-        <w:category>
-          <w:name w:val="General"/>
-          <w:gallery w:val="placeholder"/>
-        </w:category>
-        <w:types>
-          <w:type w:val="bbPlcHdr"/>
-        </w:types>
-        <w:behaviors>
-          <w:behavior w:val="content"/>
-        </w:behaviors>
-        <w:guid w:val="{7016AF81-02B8-43D7-BB61-20A370C85C26}"/>
-      </w:docPartPr>
-      <w:docPartBody>
-        <w:p>
-          <w:r>
-            <w:t>N</w:t>
-          </w:r>
-        </w:p>
-      </w:docPartBody>
-    </w:docPart>
-    <w:docPart>
-      <w:docPartPr>
-        <w:name w:val="4A3631AAB898494D8E932A1A00A44670"/>
-        <w:category>
-          <w:name w:val="General"/>
-          <w:gallery w:val="placeholder"/>
-        </w:category>
-        <w:types>
-          <w:type w:val="bbPlcHdr"/>
-        </w:types>
-        <w:behaviors>
-          <w:behavior w:val="content"/>
-        </w:behaviors>
-        <w:guid w:val="{6B1A02BB-BD47-453F-BB7A-5875E4BC885B}"/>
-      </w:docPartPr>
-      <w:docPartBody>
-        <w:p>
-          <w:pPr>
-            <w:pStyle w:val="4A3631AAB898494D8E932A1A00A446702"/>
-          </w:pPr>
-          <w:r>
-            <w:rPr>
-              <w:rStyle w:val="Pink"/>
-            </w:rPr>
-            <w:t>P</w:t>
-          </w:r>
-        </w:p>
-      </w:docPartBody>
-    </w:docPart>
-    <w:docPart>
-      <w:docPartPr>
-        <w:name w:val="6D1BE59214124B29A71B5BA97480C741"/>
-        <w:category>
-          <w:name w:val="General"/>
-          <w:gallery w:val="placeholder"/>
-        </w:category>
-        <w:types>
-          <w:type w:val="bbPlcHdr"/>
-        </w:types>
-        <w:behaviors>
-          <w:behavior w:val="content"/>
-        </w:behaviors>
-        <w:guid w:val="{6B35EA2F-0BB0-4264-9775-67ACCEAD0938}"/>
-      </w:docPartPr>
-      <w:docPartBody>
-        <w:p>
-          <w:r>
-            <w:t>Nod Publishers</w:t>
-          </w:r>
-        </w:p>
-      </w:docPartBody>
-    </w:docPart>
-    <w:docPart>
-      <w:docPartPr>
-        <w:name w:val="E10286C72C8C4A60882F0ADDB8630CE5"/>
-        <w:category>
-          <w:name w:val="General"/>
-          <w:gallery w:val="placeholder"/>
-        </w:category>
-        <w:types>
-          <w:type w:val="bbPlcHdr"/>
-        </w:types>
-        <w:behaviors>
-          <w:behavior w:val="content"/>
-        </w:behaviors>
-        <w:guid w:val="{FA6121C6-58BC-430F-AB68-8E5FE4055876}"/>
-      </w:docPartPr>
-      <w:docPartBody>
-        <w:p>
-          <w:r>
-            <w:t>4567 Main St.</w:t>
-          </w:r>
-        </w:p>
-      </w:docPartBody>
-    </w:docPart>
-    <w:docPart>
-      <w:docPartPr>
-        <w:name w:val="319447F38C0A4AAB8ECC6A6A287BAAE0"/>
-        <w:category>
-          <w:name w:val="General"/>
-          <w:gallery w:val="placeholder"/>
-        </w:category>
-        <w:types>
-          <w:type w:val="bbPlcHdr"/>
-        </w:types>
-        <w:behaviors>
-          <w:behavior w:val="content"/>
-        </w:behaviors>
-        <w:guid w:val="{919AA0FB-CB54-4A00-A349-F5849F827ABB}"/>
-      </w:docPartPr>
-      <w:docPartBody>
-        <w:p>
-          <w:r>
-            <w:t>Buffalo, NY 98052</w:t>
-          </w:r>
-        </w:p>
-      </w:docPartBody>
-    </w:docPart>
-    <w:docPart>
-      <w:docPartPr>
-        <w:name w:val="3CE2912E01BA46088032E591A6D4F576"/>
-        <w:category>
-          <w:name w:val="General"/>
-          <w:gallery w:val="placeholder"/>
-        </w:category>
-        <w:types>
-          <w:type w:val="bbPlcHdr"/>
-        </w:types>
-        <w:behaviors>
-          <w:behavior w:val="content"/>
-        </w:behaviors>
-        <w:guid w:val="{334D59B2-2384-4A40-8871-B066B1F9906F}"/>
-      </w:docPartPr>
-      <w:docPartBody>
-        <w:p>
-          <w:pPr>
-            <w:pStyle w:val="3CE2912E01BA46088032E591A6D4F576"/>
-          </w:pPr>
-          <w:r>
-            <w:t>Taylor Phillips</w:t>
-          </w:r>
-        </w:p>
-      </w:docPartBody>
-    </w:docPart>
-    <w:docPart>
-      <w:docPartPr>
-        <w:name w:val="E1F0F77D6E13455B8D6FECFB29365199"/>
-        <w:category>
-          <w:name w:val="General"/>
-          <w:gallery w:val="placeholder"/>
-        </w:category>
-        <w:types>
-          <w:type w:val="bbPlcHdr"/>
-        </w:types>
-        <w:behaviors>
-          <w:behavior w:val="content"/>
-        </w:behaviors>
-        <w:guid w:val="{A9F65A30-B2D5-4FFE-87CE-85FA8D2B28E5}"/>
-      </w:docPartPr>
-      <w:docPartBody>
-        <w:p>
-          <w:pPr>
-            <w:pStyle w:val="E1F0F77D6E13455B8D6FECFB29365199"/>
-          </w:pPr>
-          <w:r>
-            <w:t>5678 Main St</w:t>
-          </w:r>
-        </w:p>
-      </w:docPartBody>
-    </w:docPart>
-    <w:docPart>
-      <w:docPartPr>
-        <w:name w:val="106BF702860743B68EB20C081F06CA2C"/>
-        <w:category>
-          <w:name w:val="General"/>
-          <w:gallery w:val="placeholder"/>
-        </w:category>
-        <w:types>
-          <w:type w:val="bbPlcHdr"/>
-        </w:types>
-        <w:behaviors>
-          <w:behavior w:val="content"/>
-        </w:behaviors>
-        <w:guid w:val="{EDFA8C94-1D3A-4167-A183-8E88B0711D8E}"/>
-      </w:docPartPr>
-      <w:docPartBody>
-        <w:p>
-          <w:pPr>
-            <w:pStyle w:val="106BF702860743B68EB20C081F06CA2C"/>
-          </w:pPr>
-          <w:r>
-            <w:t>New York, NY 90210</w:t>
-          </w:r>
-        </w:p>
-      </w:docPartBody>
-    </w:docPart>
-    <w:docPart>
-      <w:docPartPr>
-        <w:name w:val="497943BE78E04DB491F6568390CE3B2C"/>
-        <w:category>
-          <w:name w:val="General"/>
-          <w:gallery w:val="placeholder"/>
-        </w:category>
-        <w:types>
-          <w:type w:val="bbPlcHdr"/>
-        </w:types>
-        <w:behaviors>
-          <w:behavior w:val="content"/>
-        </w:behaviors>
-        <w:guid w:val="{70C987D2-F95F-4D7F-ACCA-DF87A7F538BE}"/>
-      </w:docPartPr>
-      <w:docPartBody>
-        <w:p>
-          <w:pPr>
-            <w:pStyle w:val="497943BE78E04DB491F6568390CE3B2C"/>
-          </w:pPr>
-          <w:r>
-            <w:t>September 16, 20XX</w:t>
-          </w:r>
-        </w:p>
-      </w:docPartBody>
-    </w:docPart>
-    <w:docPart>
-      <w:docPartPr>
-        <w:name w:val="C823AA7A7BCE444DAB9E08B3602C52C4"/>
-        <w:category>
-          <w:name w:val="General"/>
-          <w:gallery w:val="placeholder"/>
-        </w:category>
-        <w:types>
-          <w:type w:val="bbPlcHdr"/>
-        </w:types>
-        <w:behaviors>
-          <w:behavior w:val="content"/>
-        </w:behaviors>
-        <w:guid w:val="{EC85C801-83AD-4C26-BF60-BA6348861FCF}"/>
-      </w:docPartPr>
-      <w:docPartBody>
-        <w:p>
-          <w:pPr>
-            <w:pStyle w:val="C823AA7A7BCE444DAB9E08B3602C52C4"/>
-          </w:pPr>
-          <w:r>
-            <w:t>Dear</w:t>
-          </w:r>
-        </w:p>
-      </w:docPartBody>
-    </w:docPart>
-    <w:docPart>
-      <w:docPartPr>
-        <w:name w:val="DA3F771A53854E81A95765CA095469E3"/>
-        <w:category>
-          <w:name w:val="General"/>
-          <w:gallery w:val="placeholder"/>
-        </w:category>
-        <w:types>
-          <w:type w:val="bbPlcHdr"/>
-        </w:types>
-        <w:behaviors>
-          <w:behavior w:val="content"/>
-        </w:behaviors>
-        <w:guid w:val="{6C7177DD-FEA3-412F-B0F6-99208D4B0F22}"/>
-      </w:docPartPr>
-      <w:docPartBody>
-        <w:p>
-          <w:pPr>
-            <w:pStyle w:val="DA3F771A53854E81A95765CA095469E3"/>
-          </w:pPr>
-          <w:r>
-            <w:t>Taylor Phillips,</w:t>
-          </w:r>
-        </w:p>
-      </w:docPartBody>
-    </w:docPart>
-    <w:docPart>
-      <w:docPartPr>
-        <w:name w:val="F79CABFA5E244DEC97830D635A03B862"/>
-        <w:category>
-          <w:name w:val="General"/>
-          <w:gallery w:val="placeholder"/>
-        </w:category>
-        <w:types>
-          <w:type w:val="bbPlcHdr"/>
-        </w:types>
-        <w:behaviors>
-          <w:behavior w:val="content"/>
-        </w:behaviors>
-        <w:guid w:val="{DCBB0226-5070-4703-8B66-283A85ACECF4}"/>
-      </w:docPartPr>
-      <w:docPartBody>
-        <w:p>
-          <w:r>
-            <w:t>Write the body of your letter here.</w:t>
-          </w:r>
-          <w:r>
-            <w:t xml:space="preserve"> </w:t>
-          </w:r>
-          <w:r>
-            <w:t xml:space="preserve">To update any of the letter's information, select the text, and start typing. </w:t>
-          </w:r>
-        </w:p>
-        <w:p/>
-        <w:p>
-          <w:r>
-            <w:t>Want to change fonts?</w:t>
-          </w:r>
-          <w:r>
-            <w:t xml:space="preserve"> </w:t>
-          </w:r>
-          <w:r>
-            <w:t>Go to the Home tab and choose Fonts.</w:t>
-          </w:r>
-          <w:r>
-            <w:t xml:space="preserve"> </w:t>
-          </w:r>
-          <w:r>
-            <w:t xml:space="preserve">You can use a built-in font combination or select one of your own. </w:t>
-          </w:r>
-        </w:p>
-        <w:p/>
-        <w:p>
-          <w:r>
-            <w:t>You can also change the colors of the template to match your personal taste. Go to the Design tab and choose a color palette from the Colors menu.</w:t>
-          </w:r>
-          <w:r>
-            <w:t xml:space="preserve"> </w:t>
-          </w:r>
-          <w:r>
-            <w:t xml:space="preserve">Hovering over the different palettes will show you what your document would look like with the new palette. </w:t>
-          </w:r>
-        </w:p>
-        <w:p/>
-        <w:p>
-          <w:pPr>
-            <w:pStyle w:val="F79CABFA5E244DEC97830D635A03B862"/>
-          </w:pPr>
-          <w:r>
-            <w:t>To change the color or font formatting back to the original settings, go to the Design tab, and select the Theme menu.</w:t>
-          </w:r>
-          <w:r>
-            <w:t xml:space="preserve"> </w:t>
-          </w:r>
-          <w:r>
-            <w:t>From there, choose the option to reset the original template theme.</w:t>
-          </w:r>
-        </w:p>
-      </w:docPartBody>
-    </w:docPart>
-    <w:docPart>
-      <w:docPartPr>
-        <w:name w:val="42820676DDA543C79D92E3695082CC9A"/>
-        <w:category>
-          <w:name w:val="General"/>
-          <w:gallery w:val="placeholder"/>
-        </w:category>
-        <w:types>
-          <w:type w:val="bbPlcHdr"/>
-        </w:types>
-        <w:behaviors>
-          <w:behavior w:val="content"/>
-        </w:behaviors>
-        <w:guid w:val="{B24A8CCB-53BB-423A-8CD3-84CB98BA9D31}"/>
-      </w:docPartPr>
-      <w:docPartBody>
-        <w:p>
-          <w:pPr>
-            <w:pStyle w:val="42820676DDA543C79D92E3695082CC9A"/>
-          </w:pPr>
-          <w:r>
-            <w:t>Kalle Persson</w:t>
-          </w:r>
-        </w:p>
-      </w:docPartBody>
-    </w:docPart>
-    <w:docPart>
-      <w:docPartPr>
-        <w:name w:val="B5600EB2B58D45C0BD83944C0440CAF5"/>
-        <w:category>
-          <w:name w:val="General"/>
-          <w:gallery w:val="placeholder"/>
-        </w:category>
-        <w:types>
-          <w:type w:val="bbPlcHdr"/>
-        </w:types>
-        <w:behaviors>
-          <w:behavior w:val="content"/>
-        </w:behaviors>
-        <w:guid w:val="{A973EE7D-0E67-417D-B108-EDCC266ACFFA}"/>
-      </w:docPartPr>
-      <w:docPartBody>
-        <w:p>
-          <w:pPr>
-            <w:pStyle w:val="B5600EB2B58D45C0BD83944C0440CAF5"/>
-          </w:pPr>
-          <w:r>
-            <w:t>Manager</w:t>
-          </w:r>
-        </w:p>
-      </w:docPartBody>
-    </w:docPart>
-    <w:docPart>
-      <w:docPartPr>
-        <w:name w:val="AE4D9A82AE2F4D4EA2AC9D90D6D742D1"/>
-        <w:category>
-          <w:name w:val="General"/>
-          <w:gallery w:val="placeholder"/>
-        </w:category>
-        <w:types>
-          <w:type w:val="bbPlcHdr"/>
-        </w:types>
-        <w:behaviors>
-          <w:behavior w:val="content"/>
-        </w:behaviors>
-        <w:guid w:val="{FBB4F52A-828F-4B13-A99E-AB9462D03222}"/>
-      </w:docPartPr>
-      <w:docPartBody>
-        <w:p>
-          <w:pPr>
-            <w:pStyle w:val="AE4D9A82AE2F4D4EA2AC9D90D6D742D1"/>
-          </w:pPr>
-          <w:r>
-            <w:t>N</w:t>
-          </w:r>
-        </w:p>
-      </w:docPartBody>
-    </w:docPart>
-    <w:docPart>
-      <w:docPartPr>
-        <w:name w:val="118C08672E9045A28FF06A53A38798B0"/>
-        <w:category>
-          <w:name w:val="General"/>
-          <w:gallery w:val="placeholder"/>
-        </w:category>
-        <w:types>
-          <w:type w:val="bbPlcHdr"/>
-        </w:types>
-        <w:behaviors>
-          <w:behavior w:val="content"/>
-        </w:behaviors>
-        <w:guid w:val="{7A72717C-F3EF-42FD-8191-25BB682F7FF6}"/>
-      </w:docPartPr>
-      <w:docPartBody>
-        <w:p>
-          <w:pPr>
-            <w:pStyle w:val="118C08672E9045A28FF06A53A38798B02"/>
-          </w:pPr>
-          <w:r>
-            <w:rPr>
-              <w:rStyle w:val="Pink"/>
-            </w:rPr>
-            <w:t>P</w:t>
-          </w:r>
-        </w:p>
-      </w:docPartBody>
-    </w:docPart>
-    <w:docPart>
-      <w:docPartPr>
-        <w:name w:val="D35058B4380A4C0598BEB5CDD73B4E68"/>
-        <w:category>
-          <w:name w:val="General"/>
-          <w:gallery w:val="placeholder"/>
-        </w:category>
-        <w:types>
-          <w:type w:val="bbPlcHdr"/>
-        </w:types>
-        <w:behaviors>
-          <w:behavior w:val="content"/>
-        </w:behaviors>
-        <w:guid w:val="{C6F5809B-5FE8-4D21-895B-0C750EB21124}"/>
-      </w:docPartPr>
-      <w:docPartBody>
-        <w:p>
-          <w:pPr>
-            <w:pStyle w:val="D35058B4380A4C0598BEB5CDD73B4E68"/>
-          </w:pPr>
-          <w:r>
-            <w:t>Nod Publishers</w:t>
-          </w:r>
-        </w:p>
-      </w:docPartBody>
-    </w:docPart>
-    <w:docPart>
-      <w:docPartPr>
-        <w:name w:val="5B32F72B01214A13966D4254AF55B7C7"/>
-        <w:category>
-          <w:name w:val="General"/>
-          <w:gallery w:val="placeholder"/>
-        </w:category>
-        <w:types>
-          <w:type w:val="bbPlcHdr"/>
-        </w:types>
-        <w:behaviors>
-          <w:behavior w:val="content"/>
-        </w:behaviors>
-        <w:guid w:val="{68FFA58E-C9D2-4D20-9637-0F7AF4F80BC4}"/>
-      </w:docPartPr>
-      <w:docPartBody>
-        <w:p>
-          <w:pPr>
-            <w:pStyle w:val="5B32F72B01214A13966D4254AF55B7C7"/>
-          </w:pPr>
-          <w:r>
-            <w:t>4567 Main St.</w:t>
-          </w:r>
-        </w:p>
-      </w:docPartBody>
-    </w:docPart>
-    <w:docPart>
-      <w:docPartPr>
-        <w:name w:val="C7BEF499D3A848C489AABD13C73C2A48"/>
-        <w:category>
-          <w:name w:val="General"/>
-          <w:gallery w:val="placeholder"/>
-        </w:category>
-        <w:types>
-          <w:type w:val="bbPlcHdr"/>
-        </w:types>
-        <w:behaviors>
-          <w:behavior w:val="content"/>
-        </w:behaviors>
-        <w:guid w:val="{18B393E0-169F-4EC3-949A-35008E207EF9}"/>
-      </w:docPartPr>
-      <w:docPartBody>
-        <w:p>
-          <w:pPr>
-            <w:pStyle w:val="C7BEF499D3A848C489AABD13C73C2A48"/>
-          </w:pPr>
-          <w:r>
-            <w:t>Buffalo, NY 98052</w:t>
-          </w:r>
-        </w:p>
-      </w:docPartBody>
-    </w:docPart>
-    <w:docPart>
-      <w:docPartPr>
-        <w:name w:val="3994106B3F714126B6082385BBED5CDE"/>
-        <w:category>
-          <w:name w:val="General"/>
-          <w:gallery w:val="placeholder"/>
-        </w:category>
-        <w:types>
-          <w:type w:val="bbPlcHdr"/>
-        </w:types>
-        <w:behaviors>
-          <w:behavior w:val="content"/>
-        </w:behaviors>
-        <w:guid w:val="{E9C47CDA-8639-415D-8E1B-CD45E51E22EB}"/>
-      </w:docPartPr>
-      <w:docPartBody>
-        <w:p>
-          <w:pPr>
-            <w:pStyle w:val="3994106B3F714126B6082385BBED5CDE"/>
-          </w:pPr>
-          <w:r>
-            <w:t>555-0100</w:t>
-          </w:r>
-        </w:p>
-      </w:docPartBody>
-    </w:docPart>
-    <w:docPart>
-      <w:docPartPr>
-        <w:name w:val="EA74BABF46114D2F85B09EE0DEF90DC1"/>
-        <w:category>
-          <w:name w:val="General"/>
-          <w:gallery w:val="placeholder"/>
-        </w:category>
-        <w:types>
-          <w:type w:val="bbPlcHdr"/>
-        </w:types>
-        <w:behaviors>
-          <w:behavior w:val="content"/>
-        </w:behaviors>
-        <w:guid w:val="{B508EA77-0E86-407F-B5A0-471900F7A3E0}"/>
-      </w:docPartPr>
-      <w:docPartBody>
-        <w:p>
-          <w:pPr>
-            <w:pStyle w:val="EA74BABF46114D2F85B09EE0DEF90DC1"/>
-          </w:pPr>
-          <w:r>
-            <w:t>nodpublishers.com</w:t>
-          </w:r>
-        </w:p>
-      </w:docPartBody>
-    </w:docPart>
-    <w:docPart>
-      <w:docPartPr>
-        <w:name w:val="F1C32D7B764047278886FA5D897AC77A"/>
-        <w:category>
-          <w:name w:val="General"/>
-          <w:gallery w:val="placeholder"/>
-        </w:category>
-        <w:types>
-          <w:type w:val="bbPlcHdr"/>
-        </w:types>
-        <w:behaviors>
-          <w:behavior w:val="content"/>
-        </w:behaviors>
-        <w:guid w:val="{BFBD6B6B-1E9E-4FA6-BA71-841F826E0F56}"/>
-      </w:docPartPr>
-      <w:docPartBody>
-        <w:p>
-          <w:pPr>
-            <w:pStyle w:val="F1C32D7B764047278886FA5D897AC77A"/>
-          </w:pPr>
-          <w:r>
-            <w:t>kalle@nodpublishers.com</w:t>
-          </w:r>
-        </w:p>
-      </w:docPartBody>
-    </w:docPart>
-    <w:docPart>
-      <w:docPartPr>
-        <w:name w:val="CA0ACD47C0F44E988B4F687E126B4561"/>
-        <w:category>
-          <w:name w:val="General"/>
-          <w:gallery w:val="placeholder"/>
-        </w:category>
-        <w:types>
-          <w:type w:val="bbPlcHdr"/>
-        </w:types>
-        <w:behaviors>
-          <w:behavior w:val="content"/>
-        </w:behaviors>
-        <w:guid w:val="{A4705491-31B3-4716-9E10-504198BA5CCD}"/>
-      </w:docPartPr>
-      <w:docPartBody>
-        <w:p>
-          <w:pPr>
-            <w:pStyle w:val="CA0ACD47C0F44E988B4F687E126B4561"/>
-          </w:pPr>
-          <w:r>
-            <w:t>Taylor Phillips</w:t>
-          </w:r>
-        </w:p>
-      </w:docPartBody>
-    </w:docPart>
-    <w:docPart>
-      <w:docPartPr>
-        <w:name w:val="24F7D55D4F4B428BB6D2D0A272E9DE5E"/>
-        <w:category>
-          <w:name w:val="General"/>
-          <w:gallery w:val="placeholder"/>
-        </w:category>
-        <w:types>
-          <w:type w:val="bbPlcHdr"/>
-        </w:types>
-        <w:behaviors>
-          <w:behavior w:val="content"/>
-        </w:behaviors>
-        <w:guid w:val="{7AB9ED5B-9903-42A6-AC66-DC0DF3E61040}"/>
-      </w:docPartPr>
-      <w:docPartBody>
-        <w:p>
-          <w:pPr>
-            <w:pStyle w:val="24F7D55D4F4B428BB6D2D0A272E9DE5E"/>
-          </w:pPr>
-          <w:r>
-            <w:t>5678 Main St</w:t>
-          </w:r>
-        </w:p>
-      </w:docPartBody>
-    </w:docPart>
-    <w:docPart>
-      <w:docPartPr>
-        <w:name w:val="7F57B50611BF473D82CBB2A8BB8ACB24"/>
-        <w:category>
-          <w:name w:val="General"/>
-          <w:gallery w:val="placeholder"/>
-        </w:category>
-        <w:types>
-          <w:type w:val="bbPlcHdr"/>
-        </w:types>
-        <w:behaviors>
-          <w:behavior w:val="content"/>
-        </w:behaviors>
-        <w:guid w:val="{5A976E50-9563-4144-8E65-353E7DFF6AF8}"/>
-      </w:docPartPr>
-      <w:docPartBody>
-        <w:p>
-          <w:pPr>
-            <w:pStyle w:val="7F57B50611BF473D82CBB2A8BB8ACB24"/>
-          </w:pPr>
-          <w:r>
-            <w:t>New York, NY 90210</w:t>
-          </w:r>
-        </w:p>
-      </w:docPartBody>
-    </w:docPart>
-    <w:docPart>
-      <w:docPartPr>
-        <w:name w:val="A29036C6472C4DD1A0CF3E300D8EF13D"/>
-        <w:category>
-          <w:name w:val="General"/>
-          <w:gallery w:val="placeholder"/>
-        </w:category>
-        <w:types>
-          <w:type w:val="bbPlcHdr"/>
-        </w:types>
-        <w:behaviors>
-          <w:behavior w:val="content"/>
-        </w:behaviors>
-        <w:guid w:val="{FB814014-AEA4-4ACE-9FF5-54EDFDC5DEB2}"/>
-      </w:docPartPr>
-      <w:docPartBody>
-        <w:p>
-          <w:pPr>
-            <w:pStyle w:val="A29036C6472C4DD1A0CF3E300D8EF13D"/>
-          </w:pPr>
-          <w:r>
-            <w:t>September 16, 20XX</w:t>
-          </w:r>
-        </w:p>
-      </w:docPartBody>
-    </w:docPart>
-    <w:docPart>
-      <w:docPartPr>
-        <w:name w:val="5C5EC62E4AAC4A108B64486D46E99E19"/>
-        <w:category>
-          <w:name w:val="General"/>
-          <w:gallery w:val="placeholder"/>
-        </w:category>
-        <w:types>
-          <w:type w:val="bbPlcHdr"/>
-        </w:types>
-        <w:behaviors>
-          <w:behavior w:val="content"/>
-        </w:behaviors>
-        <w:guid w:val="{98F1560B-FB9F-4577-96B2-E48AF7F2FA17}"/>
-      </w:docPartPr>
-      <w:docPartBody>
-        <w:p>
-          <w:pPr>
-            <w:pStyle w:val="5C5EC62E4AAC4A108B64486D46E99E19"/>
-          </w:pPr>
-          <w:r>
-            <w:t>Dear</w:t>
-          </w:r>
-        </w:p>
-      </w:docPartBody>
-    </w:docPart>
-    <w:docPart>
-      <w:docPartPr>
-        <w:name w:val="32729FFD56F34AADA9B56FB4CD8733F0"/>
-        <w:category>
-          <w:name w:val="General"/>
-          <w:gallery w:val="placeholder"/>
-        </w:category>
-        <w:types>
-          <w:type w:val="bbPlcHdr"/>
-        </w:types>
-        <w:behaviors>
-          <w:behavior w:val="content"/>
-        </w:behaviors>
-        <w:guid w:val="{C611596E-294F-4972-B92F-D332AE9C2F35}"/>
-      </w:docPartPr>
-      <w:docPartBody>
-        <w:p>
-          <w:pPr>
-            <w:pStyle w:val="32729FFD56F34AADA9B56FB4CD8733F0"/>
-          </w:pPr>
-          <w:r>
-            <w:t>Taylor Phillips,</w:t>
-          </w:r>
-        </w:p>
-      </w:docPartBody>
-    </w:docPart>
-    <w:docPart>
-      <w:docPartPr>
-        <w:name w:val="33F325D8FCD34890A908F7E3864C0A90"/>
-        <w:category>
-          <w:name w:val="General"/>
-          <w:gallery w:val="placeholder"/>
-        </w:category>
-        <w:types>
-          <w:type w:val="bbPlcHdr"/>
-        </w:types>
-        <w:behaviors>
-          <w:behavior w:val="content"/>
-        </w:behaviors>
-        <w:guid w:val="{8CFCE239-B1AB-41C8-888A-8A8BB9C6046F}"/>
-      </w:docPartPr>
-      <w:docPartBody>
-        <w:p>
-          <w:r>
-            <w:t>Write the body of your letter here.</w:t>
-          </w:r>
-          <w:r>
-            <w:t xml:space="preserve"> </w:t>
-          </w:r>
-          <w:r>
-            <w:t xml:space="preserve">To update any of the letter's information, select the text, and start typing. </w:t>
-          </w:r>
-        </w:p>
-        <w:p/>
-        <w:p>
-          <w:r>
-            <w:t>Want to change fonts?</w:t>
-          </w:r>
-          <w:r>
-            <w:t xml:space="preserve"> </w:t>
-          </w:r>
-          <w:r>
-            <w:t>Go to the Home tab and choose Fonts.</w:t>
-          </w:r>
-          <w:r>
-            <w:t xml:space="preserve"> </w:t>
-          </w:r>
-          <w:r>
-            <w:t xml:space="preserve">You can use a built-in font combination or select one of your own. </w:t>
-          </w:r>
-        </w:p>
-        <w:p/>
-        <w:p>
-          <w:r>
-            <w:t>You can also change the colors of the template to match your personal taste. Go to the Design tab and choose a color palette from the Colors menu.</w:t>
-          </w:r>
-          <w:r>
-            <w:t xml:space="preserve"> </w:t>
-          </w:r>
-          <w:r>
-            <w:t xml:space="preserve">Hovering over the different palettes will show you what your document would look like with the new palette. </w:t>
-          </w:r>
-        </w:p>
-        <w:p/>
-        <w:p>
-          <w:pPr>
-            <w:pStyle w:val="33F325D8FCD34890A908F7E3864C0A90"/>
-          </w:pPr>
-          <w:r>
-            <w:t>To change the color or font formatting back to the original settings, go to the Design tab, and select the Theme menu.</w:t>
-          </w:r>
-          <w:r>
-            <w:t xml:space="preserve"> </w:t>
-          </w:r>
-          <w:r>
-            <w:t>From there, choose the option to reset the original template theme.</w:t>
-          </w:r>
-        </w:p>
-      </w:docPartBody>
-    </w:docPart>
-    <w:docPart>
-      <w:docPartPr>
-        <w:name w:val="91676364F23C43568873B8FFCD34FF2F"/>
-        <w:category>
-          <w:name w:val="General"/>
-          <w:gallery w:val="placeholder"/>
-        </w:category>
-        <w:types>
-          <w:type w:val="bbPlcHdr"/>
-        </w:types>
-        <w:behaviors>
-          <w:behavior w:val="content"/>
-        </w:behaviors>
-        <w:guid w:val="{CF243DAD-74A6-4B72-BEF1-0BD99D213FD6}"/>
-      </w:docPartPr>
-      <w:docPartBody>
-        <w:p>
-          <w:pPr>
-            <w:pStyle w:val="91676364F23C43568873B8FFCD34FF2F"/>
-          </w:pPr>
-          <w:r>
-            <w:t>Kalle Persson</w:t>
-          </w:r>
-        </w:p>
-      </w:docPartBody>
-    </w:docPart>
-    <w:docPart>
-      <w:docPartPr>
-        <w:name w:val="EA04A5A7A56C4E1881D526996079C1D4"/>
-        <w:category>
-          <w:name w:val="General"/>
-          <w:gallery w:val="placeholder"/>
-        </w:category>
-        <w:types>
-          <w:type w:val="bbPlcHdr"/>
-        </w:types>
-        <w:behaviors>
-          <w:behavior w:val="content"/>
-        </w:behaviors>
-        <w:guid w:val="{563BD037-0848-4A41-8BB7-57D743847E82}"/>
-      </w:docPartPr>
-      <w:docPartBody>
-        <w:p>
-          <w:pPr>
-            <w:pStyle w:val="EA04A5A7A56C4E1881D526996079C1D4"/>
-          </w:pPr>
-          <w:r>
-            <w:t>Manager</w:t>
-          </w:r>
-        </w:p>
-      </w:docPartBody>
-    </w:docPart>
-    <w:docPart>
-      <w:docPartPr>
-        <w:name w:val="5FCB0B94954B4AAD8FE7F9B138FC90E9"/>
-        <w:category>
-          <w:name w:val="General"/>
-          <w:gallery w:val="placeholder"/>
-        </w:category>
-        <w:types>
-          <w:type w:val="bbPlcHdr"/>
-        </w:types>
-        <w:behaviors>
-          <w:behavior w:val="content"/>
-        </w:behaviors>
-        <w:guid w:val="{DB8E1C40-38DF-4B8E-A041-07F37F37EFD0}"/>
-      </w:docPartPr>
-      <w:docPartBody>
-        <w:p>
-          <w:pPr>
-            <w:pStyle w:val="5FCB0B94954B4AAD8FE7F9B138FC90E9"/>
-          </w:pPr>
-          <w:r>
-            <w:t>555-0100</w:t>
-          </w:r>
-        </w:p>
-      </w:docPartBody>
-    </w:docPart>
-    <w:docPart>
-      <w:docPartPr>
-        <w:name w:val="A95DF7B2659542508908F8BF0B002B10"/>
-        <w:category>
-          <w:name w:val="General"/>
-          <w:gallery w:val="placeholder"/>
-        </w:category>
-        <w:types>
-          <w:type w:val="bbPlcHdr"/>
-        </w:types>
-        <w:behaviors>
-          <w:behavior w:val="content"/>
-        </w:behaviors>
-        <w:guid w:val="{93F1F759-C85F-47DF-B250-B0DACA7CB769}"/>
-      </w:docPartPr>
-      <w:docPartBody>
-        <w:p>
-          <w:pPr>
-            <w:pStyle w:val="A95DF7B2659542508908F8BF0B002B10"/>
-          </w:pPr>
-          <w:r>
-            <w:t>nodpublishers.com</w:t>
-          </w:r>
-        </w:p>
-      </w:docPartBody>
-    </w:docPart>
-    <w:docPart>
-      <w:docPartPr>
-        <w:name w:val="1AFD1BAC66E843E08A37592F7D97B859"/>
-        <w:category>
-          <w:name w:val="General"/>
-          <w:gallery w:val="placeholder"/>
-        </w:category>
-        <w:types>
-          <w:type w:val="bbPlcHdr"/>
-        </w:types>
-        <w:behaviors>
-          <w:behavior w:val="content"/>
-        </w:behaviors>
-        <w:guid w:val="{666A84C4-FB24-4EC9-A1F0-4120870AAA7E}"/>
-      </w:docPartPr>
-      <w:docPartBody>
-        <w:p>
-          <w:pPr>
-            <w:pStyle w:val="1AFD1BAC66E843E08A37592F7D97B859"/>
-          </w:pPr>
-          <w:r>
-            <w:t>kalle@nodpublishers.com</w:t>
-          </w:r>
-        </w:p>
-      </w:docPartBody>
-    </w:docPart>
-    <w:docPart>
-      <w:docPartPr>
-        <w:name w:val="24B663545B224653B7CC3B55BB195C13"/>
-        <w:category>
-          <w:name w:val="General"/>
-          <w:gallery w:val="placeholder"/>
-        </w:category>
-        <w:types>
-          <w:type w:val="bbPlcHdr"/>
-        </w:types>
-        <w:behaviors>
-          <w:behavior w:val="content"/>
-        </w:behaviors>
-        <w:guid w:val="{F771AF52-2F1E-4FC3-AF6D-6A65036D7061}"/>
-      </w:docPartPr>
-      <w:docPartBody>
-        <w:p>
-          <w:pPr>
-            <w:pStyle w:val="24B663545B224653B7CC3B55BB195C13"/>
-          </w:pPr>
-          <w:r>
-            <w:t>N</w:t>
-          </w:r>
-        </w:p>
-      </w:docPartBody>
-    </w:docPart>
-    <w:docPart>
-      <w:docPartPr>
-        <w:name w:val="B885C6EC6C5D45A9B686DA76D476D5A7"/>
-        <w:category>
-          <w:name w:val="General"/>
-          <w:gallery w:val="placeholder"/>
-        </w:category>
-        <w:types>
-          <w:type w:val="bbPlcHdr"/>
-        </w:types>
-        <w:behaviors>
-          <w:behavior w:val="content"/>
-        </w:behaviors>
-        <w:guid w:val="{D4B0B48F-F3AD-4B3E-8DB8-43BCDA3FEC40}"/>
-      </w:docPartPr>
-      <w:docPartBody>
-        <w:p>
-          <w:pPr>
-            <w:pStyle w:val="B885C6EC6C5D45A9B686DA76D476D5A72"/>
-          </w:pPr>
-          <w:r>
-            <w:rPr>
-              <w:rStyle w:val="Pink"/>
-            </w:rPr>
-            <w:t>P</w:t>
-          </w:r>
-        </w:p>
-      </w:docPartBody>
-    </w:docPart>
-    <w:docPart>
-      <w:docPartPr>
-        <w:name w:val="7DA567FAB0DF495EB7C72BE14EA63902"/>
-        <w:category>
-          <w:name w:val="General"/>
-          <w:gallery w:val="placeholder"/>
-        </w:category>
-        <w:types>
-          <w:type w:val="bbPlcHdr"/>
-        </w:types>
-        <w:behaviors>
-          <w:behavior w:val="content"/>
-        </w:behaviors>
-        <w:guid w:val="{895D2F85-ED84-404F-BCFD-3C94B976BE91}"/>
-      </w:docPartPr>
-      <w:docPartBody>
-        <w:p>
-          <w:pPr>
-            <w:pStyle w:val="7DA567FAB0DF495EB7C72BE14EA63902"/>
-          </w:pPr>
-          <w:r>
-            <w:t>Nod Publishers</w:t>
-          </w:r>
-        </w:p>
-      </w:docPartBody>
-    </w:docPart>
-    <w:docPart>
-      <w:docPartPr>
-        <w:name w:val="20E6D8DE6E1346BC822EF6861AE8CCA7"/>
-        <w:category>
-          <w:name w:val="General"/>
-          <w:gallery w:val="placeholder"/>
-        </w:category>
-        <w:types>
-          <w:type w:val="bbPlcHdr"/>
-        </w:types>
-        <w:behaviors>
-          <w:behavior w:val="content"/>
-        </w:behaviors>
-        <w:guid w:val="{A76ECEDE-88D3-4AD3-9310-850FECDB2300}"/>
-      </w:docPartPr>
-      <w:docPartBody>
-        <w:p>
-          <w:pPr>
-            <w:pStyle w:val="20E6D8DE6E1346BC822EF6861AE8CCA7"/>
-          </w:pPr>
-          <w:r>
-            <w:t>4567 Main St.</w:t>
-          </w:r>
-        </w:p>
-      </w:docPartBody>
-    </w:docPart>
-    <w:docPart>
-      <w:docPartPr>
-        <w:name w:val="83471AC96C134A1ABF9378889D9D449D"/>
-        <w:category>
-          <w:name w:val="General"/>
-          <w:gallery w:val="placeholder"/>
-        </w:category>
-        <w:types>
-          <w:type w:val="bbPlcHdr"/>
-        </w:types>
-        <w:behaviors>
-          <w:behavior w:val="content"/>
-        </w:behaviors>
-        <w:guid w:val="{6B4B2D5E-8D14-49ED-B0C3-7A82365C3CD9}"/>
-      </w:docPartPr>
-      <w:docPartBody>
-        <w:p>
-          <w:pPr>
-            <w:pStyle w:val="83471AC96C134A1ABF9378889D9D449D"/>
-          </w:pPr>
-          <w:r>
-            <w:t>Buffalo, NY 98052</w:t>
-          </w:r>
-        </w:p>
-      </w:docPartBody>
-    </w:docPart>
-  </w:docParts>
-</w:glossaryDocument>
-</file>
-
-<file path=word/glossary/fontTable.xml><?xml version="1.0" encoding="utf-8"?>
-<w:fonts xmlns:mc="http://schemas.openxmlformats.org/markup-compatibility/2006" xmlns:r="http://schemas.openxmlformats.org/officeDocument/2006/relationships" xmlns:w="http://schemas.openxmlformats.org/wordprocessingml/2006/main" xmlns:w14="http://schemas.microsoft.com/office/word/2010/wordml" xmlns:w15="http://schemas.microsoft.com/office/word/2012/wordml" xmlns:w16cex="http://schemas.microsoft.com/office/word/2018/wordml/cex" xmlns:w16cid="http://schemas.microsoft.com/office/word/2016/wordml/cid" xmlns:w16="http://schemas.microsoft.com/office/word/2018/wordml" xmlns:w16sdtdh="http://schemas.microsoft.com/office/word/2020/wordml/sdtdatahash" xmlns:w16se="http://schemas.microsoft.com/office/word/2015/wordml/symex" mc:Ignorable="w14 w15 w16se w16cid w16 w16cex w16sdtdh">
-  <w:font w:name="Symbol">
-    <w:panose1 w:val="05050102010706020507"/>
-    <w:charset w:val="02"/>
-    <w:family w:val="roman"/>
-    <w:pitch w:val="variable"/>
-    <w:sig w:usb0="00000000" w:usb1="10000000" w:usb2="00000000" w:usb3="00000000" w:csb0="80000000" w:csb1="00000000"/>
-  </w:font>
-  <w:font w:name="Times New Roman">
-    <w:panose1 w:val="02020603050405020304"/>
-    <w:charset w:val="00"/>
-    <w:family w:val="roman"/>
-    <w:pitch w:val="variable"/>
-    <w:sig w:usb0="E0002EFF" w:usb1="C000785B" w:usb2="00000009" w:usb3="00000000" w:csb0="000001FF" w:csb1="00000000"/>
-  </w:font>
-  <w:font w:name="Georgia">
-    <w:panose1 w:val="02040502050405020303"/>
-    <w:charset w:val="00"/>
-    <w:family w:val="roman"/>
-    <w:pitch w:val="variable"/>
-    <w:sig w:usb0="00000287" w:usb1="00000000" w:usb2="00000000" w:usb3="00000000" w:csb0="0000009F" w:csb1="00000000"/>
-  </w:font>
-  <w:font w:name="Courier New">
-    <w:panose1 w:val="02070309020205020404"/>
-    <w:charset w:val="00"/>
-    <w:family w:val="modern"/>
-    <w:pitch w:val="fixed"/>
-    <w:sig w:usb0="E0002EFF" w:usb1="C0007843" w:usb2="00000009" w:usb3="00000000" w:csb0="000001FF" w:csb1="00000000"/>
-  </w:font>
-  <w:font w:name="Wingdings">
-    <w:panose1 w:val="05000000000000000000"/>
-    <w:charset w:val="02"/>
-    <w:family w:val="auto"/>
-    <w:pitch w:val="variable"/>
-    <w:sig w:usb0="00000000" w:usb1="10000000" w:usb2="00000000" w:usb3="00000000" w:csb0="80000000" w:csb1="00000000"/>
-  </w:font>
-  <w:font w:name="Posterama">
-    <w:altName w:val="Posterama"/>
-    <w:charset w:val="00"/>
-    <w:family w:val="swiss"/>
-    <w:pitch w:val="variable"/>
-    <w:sig w:usb0="A11526FF" w:usb1="D000204B" w:usb2="00010000" w:usb3="00000000" w:csb0="0000019F" w:csb1="00000000"/>
-  </w:font>
-  <w:font w:name="Calibri">
-    <w:panose1 w:val="020F0502020204030204"/>
-    <w:charset w:val="00"/>
-    <w:family w:val="swiss"/>
-    <w:pitch w:val="variable"/>
-    <w:sig w:usb0="E4002EFF" w:usb1="C000247B" w:usb2="00000009" w:usb3="00000000" w:csb0="000001FF" w:csb1="00000000"/>
-  </w:font>
-  <w:font w:name="Calibri Light">
-    <w:panose1 w:val="020F0302020204030204"/>
-    <w:charset w:val="00"/>
-    <w:family w:val="swiss"/>
-    <w:pitch w:val="variable"/>
-    <w:sig w:usb0="E4002EFF" w:usb1="C000247B" w:usb2="00000009" w:usb3="00000000" w:csb0="000001FF" w:csb1="00000000"/>
-  </w:font>
-</w:fonts>
-</file>
-
-<file path=word/glossary/settings2.xml><?xml version="1.0" encoding="utf-8"?>
-<w:settings xmlns:mc="http://schemas.openxmlformats.org/markup-compatibility/2006" xmlns:o="urn:schemas-microsoft-com:office:office" xmlns:r="http://schemas.openxmlformats.org/officeDocument/2006/relationships" xmlns:m="http://schemas.openxmlformats.org/officeDocument/2006/math" xmlns:v="urn:schemas-microsoft-com:vml" xmlns:w10="urn:schemas-microsoft-com:office:word" xmlns:w="http://schemas.openxmlformats.org/wordprocessingml/2006/main" xmlns:w14="http://schemas.microsoft.com/office/word/2010/wordml" xmlns:w15="http://schemas.microsoft.com/office/word/2012/wordml" xmlns:w16cex="http://schemas.microsoft.com/office/word/2018/wordml/cex" xmlns:w16cid="http://schemas.microsoft.com/office/word/2016/wordml/cid" xmlns:w16="http://schemas.microsoft.com/office/word/2018/wordml" xmlns:w16sdtdh="http://schemas.microsoft.com/office/word/2020/wordml/sdtdatahash" xmlns:w16se="http://schemas.microsoft.com/office/word/2015/wordml/symex" xmlns:sl="http://schemas.openxmlformats.org/schemaLibrary/2006/main" mc:Ignorable="w14 w15 w16se w16cid w16 w16cex w16sdtdh">
-  <w:view w:val="normal"/>
-  <w:defaultTabStop w:val="720"/>
-  <w:characterSpacingControl w:val="doNotCompress"/>
-  <w:compat>
-    <w:useFELayout/>
-    <w:compatSetting w:name="compatibilityMode" w:uri="http://schemas.microsoft.com/office/word" w:val="15"/>
-    <w:compatSetting w:name="overrideTableStyleFontSizeAndJustification" w:uri="http://schemas.microsoft.com/office/word" w:val="1"/>
-    <w:compatSetting w:name="enableOpenTypeFeatures" w:uri="http://schemas.microsoft.com/office/word" w:val="1"/>
-    <w:compatSetting w:name="doNotFlipMirrorIndents" w:uri="http://schemas.microsoft.com/office/word" w:val="1"/>
-    <w:compatSetting w:name="differentiateMultirowTableHeaders" w:uri="http://schemas.microsoft.com/office/word" w:val="1"/>
-    <w:compatSetting w:name="useWord2013TrackBottomHyphenation" w:uri="http://schemas.microsoft.com/office/word" w:val="0"/>
-  </w:compat>
-  <w:rsids>
-    <w:rsidRoot w:val="00B82A38"/>
-    <w:rsid w:val="001F5256"/>
-    <w:rsid w:val="003608CB"/>
-    <w:rsid w:val="004D6CF7"/>
-    <w:rsid w:val="006A234E"/>
-    <w:rsid w:val="00806DF1"/>
-    <w:rsid w:val="0083322A"/>
-    <w:rsid w:val="00980347"/>
-    <w:rsid w:val="00B82A38"/>
-    <w:rsid w:val="00C564D1"/>
-    <w:rsid w:val="00CA470D"/>
-    <w:rsid w:val="00FF6B8A"/>
-  </w:rsids>
-  <m:mathPr>
-    <m:mathFont m:val="Cambria Math"/>
-    <m:brkBin m:val="before"/>
-    <m:brkBinSub m:val="--"/>
-    <m:smallFrac m:val="0"/>
-    <m:dispDef/>
-    <m:lMargin m:val="0"/>
-    <m:rMargin m:val="0"/>
-    <m:defJc m:val="centerGroup"/>
-    <m:wrapIndent m:val="1440"/>
-    <m:intLim m:val="subSup"/>
-    <m:naryLim m:val="undOvr"/>
-  </m:mathPr>
-  <w:themeFontLang w:val="en-US"/>
-  <w:clrSchemeMapping w:bg1="light1" w:t1="dark1" w:bg2="light2" w:t2="dark2" w:accent1="accent1" w:accent2="accent2" w:accent3="accent3" w:accent4="accent4" w:accent5="accent5" w:accent6="accent6" w:hyperlink="hyperlink" w:followedHyperlink="followedHyperlink"/>
-  <w:decimalSymbol w:val="."/>
-  <w:listSeparator w:val=","/>
-  <w15:chartTrackingRefBased/>
-</w:settings>
-</file>
-
-<file path=word/glossary/styles2.xml><?xml version="1.0" encoding="utf-8"?>
-<w:styles xmlns:mc="http://schemas.openxmlformats.org/markup-compatibility/2006" xmlns:r="http://schemas.openxmlformats.org/officeDocument/2006/relationships" xmlns:w="http://schemas.openxmlformats.org/wordprocessingml/2006/main" xmlns:w14="http://schemas.microsoft.com/office/word/2010/wordml" xmlns:w15="http://schemas.microsoft.com/office/word/2012/wordml" xmlns:w16cex="http://schemas.microsoft.com/office/word/2018/wordml/cex" xmlns:w16cid="http://schemas.microsoft.com/office/word/2016/wordml/cid" xmlns:w16="http://schemas.microsoft.com/office/word/2018/wordml" xmlns:w16sdtdh="http://schemas.microsoft.com/office/word/2020/wordml/sdtdatahash" xmlns:w16se="http://schemas.microsoft.com/office/word/2015/wordml/symex" mc:Ignorable="w14 w15 w16se w16cid w16 w16cex w16sdtdh">
-  <w:docDefaults>
-    <w:rPrDefault>
-      <w:rPr>
-        <w:rFonts w:asciiTheme="minorHAnsi" w:eastAsiaTheme="minorEastAsia" w:hAnsiTheme="minorHAnsi" w:cstheme="minorBidi"/>
-        <w:sz w:val="22"/>
-        <w:szCs w:val="22"/>
-        <w:lang w:val="en-US" w:eastAsia="en-US" w:bidi="ar-SA"/>
-      </w:rPr>
-    </w:rPrDefault>
-    <w:pPrDefault>
-      <w:pPr>
-        <w:spacing w:after="160" w:line="259" w:lineRule="auto"/>
-      </w:pPr>
-    </w:pPrDefault>
-  </w:docDefaults>
-  <w:latentStyles w:defLockedState="0" w:defUIPriority="99" w:defSemiHidden="0" w:defUnhideWhenUsed="0" w:defQFormat="0" w:count="376">
-    <w:lsdException w:name="Normal" w:uiPriority="0" w:qFormat="1"/>
-    <w:lsdException w:name="heading 1" w:uiPriority="9" w:qFormat="1"/>
-    <w:lsdException w:name="heading 2" w:semiHidden="1" w:uiPriority="9" w:unhideWhenUsed="1" w:qFormat="1"/>
-    <w:lsdException w:name="heading 3" w:semiHidden="1" w:uiPriority="9" w:unhideWhenUsed="1" w:qFormat="1"/>
-    <w:lsdException w:name="heading 4" w:semiHidden="1" w:uiPriority="9" w:unhideWhenUsed="1" w:qFormat="1"/>
-    <w:lsdException w:name="heading 5" w:semiHidden="1" w:uiPriority="9" w:unhideWhenUsed="1" w:qFormat="1"/>
-    <w:lsdException w:name="heading 6" w:semiHidden="1" w:uiPriority="9" w:unhideWhenUsed="1" w:qFormat="1"/>
-    <w:lsdException w:name="heading 7" w:semiHidden="1" w:uiPriority="9" w:unhideWhenUsed="1" w:qFormat="1"/>
-    <w:lsdException w:name="heading 8" w:semiHidden="1" w:uiPriority="9" w:unhideWhenUsed="1" w:qFormat="1"/>
-    <w:lsdException w:name="heading 9" w:semiHidden="1" w:uiPriority="9" w:unhideWhenUsed="1" w:qFormat="1"/>
-    <w:lsdException w:name="index 1" w:semiHidden="1" w:unhideWhenUsed="1"/>
-    <w:lsdException w:name="index 2" w:semiHidden="1" w:unhideWhenUsed="1"/>
-    <w:lsdException w:name="index 3" w:semiHidden="1" w:unhideWhenUsed="1"/>
-    <w:lsdException w:name="index 4" w:semiHidden="1" w:unhideWhenUsed="1"/>
-    <w:lsdException w:name="index 5" w:semiHidden="1" w:unhideWhenUsed="1"/>
-    <w:lsdException w:name="index 6" w:semiHidden="1" w:unhideWhenUsed="1"/>
-    <w:lsdException w:name="index 7" w:semiHidden="1" w:unhideWhenUsed="1"/>
-    <w:lsdException w:name="index 8" w:semiHidden="1" w:unhideWhenUsed="1"/>
-    <w:lsdException w:name="index 9" w:semiHidden="1" w:unhideWhenUsed="1"/>
-    <w:lsdException w:name="toc 1" w:semiHidden="1" w:uiPriority="39" w:unhideWhenUsed="1"/>
-    <w:lsdException w:name="toc 2" w:semiHidden="1" w:uiPriority="39" w:unhideWhenUsed="1"/>
-    <w:lsdException w:name="toc 3" w:semiHidden="1" w:uiPriority="39" w:unhideWhenUsed="1"/>
-    <w:lsdException w:name="toc 4" w:semiHidden="1" w:uiPriority="39" w:unhideWhenUsed="1"/>
-    <w:lsdException w:name="toc 5" w:semiHidden="1" w:uiPriority="39" w:unhideWhenUsed="1"/>
-    <w:lsdException w:name="toc 6" w:semiHidden="1" w:uiPriority="39" w:unhideWhenUsed="1"/>
-    <w:lsdException w:name="toc 7" w:semiHidden="1" w:uiPriority="39" w:unhideWhenUsed="1"/>
-    <w:lsdException w:name="toc 8" w:semiHidden="1" w:uiPriority="39" w:unhideWhenUsed="1"/>
-    <w:lsdException w:name="toc 9" w:semiHidden="1" w:uiPriority="39" w:unhideWhenUsed="1"/>
-    <w:lsdException w:name="Normal Indent" w:semiHidden="1" w:unhideWhenUsed="1"/>
-    <w:lsdException w:name="footnote text" w:semiHidden="1" w:unhideWhenUsed="1"/>
-    <w:lsdException w:name="annotation text" w:semiHidden="1" w:unhideWhenUsed="1"/>
-    <w:lsdException w:name="header" w:semiHidden="1" w:unhideWhenUsed="1"/>
-    <w:lsdException w:name="footer" w:semiHidden="1" w:unhideWhenUsed="1"/>
-    <w:lsdException w:name="index heading" w:semiHidden="1" w:unhideWhenUsed="1"/>
-    <w:lsdException w:name="caption" w:semiHidden="1" w:uiPriority="35" w:unhideWhenUsed="1" w:qFormat="1"/>
-    <w:lsdException w:name="table of figures" w:semiHidden="1" w:unhideWhenUsed="1"/>
-    <w:lsdException w:name="envelope address" w:semiHidden="1" w:unhideWhenUsed="1"/>
-    <w:lsdException w:name="envelope return" w:semiHidden="1" w:unhideWhenUsed="1"/>
-    <w:lsdException w:name="footnote reference" w:semiHidden="1" w:unhideWhenUsed="1"/>
-    <w:lsdException w:name="annotation reference" w:semiHidden="1" w:unhideWhenUsed="1"/>
-    <w:lsdException w:name="line number" w:semiHidden="1" w:unhideWhenUsed="1"/>
-    <w:lsdException w:name="page number" w:semiHidden="1" w:unhideWhenUsed="1"/>
-    <w:lsdException w:name="endnote reference" w:semiHidden="1" w:unhideWhenUsed="1"/>
-    <w:lsdException w:name="endnote text" w:semiHidden="1" w:unhideWhenUsed="1"/>
-    <w:lsdException w:name="table of authorities" w:semiHidden="1" w:unhideWhenUsed="1"/>
-    <w:lsdException w:name="macro" w:semiHidden="1" w:unhideWhenUsed="1"/>
-    <w:lsdException w:name="toa heading" w:semiHidden="1" w:unhideWhenUsed="1"/>
-    <w:lsdException w:name="List" w:semiHidden="1" w:unhideWhenUsed="1"/>
-    <w:lsdException w:name="List Bullet" w:semiHidden="1" w:unhideWhenUsed="1"/>
-    <w:lsdException w:name="List Number" w:semiHidden="1" w:unhideWhenUsed="1"/>
-    <w:lsdException w:name="List 2" w:semiHidden="1" w:unhideWhenUsed="1"/>
-    <w:lsdException w:name="List 3" w:semiHidden="1" w:unhideWhenUsed="1"/>
-    <w:lsdException w:name="List 4" w:semiHidden="1" w:unhideWhenUsed="1"/>
-    <w:lsdException w:name="List 5" w:semiHidden="1" w:unhideWhenUsed="1"/>
-    <w:lsdException w:name="List Bullet 2" w:semiHidden="1" w:unhideWhenUsed="1"/>
-    <w:lsdException w:name="List Bullet 3" w:semiHidden="1" w:unhideWhenUsed="1"/>
-    <w:lsdException w:name="List Bullet 4" w:semiHidden="1" w:unhideWhenUsed="1"/>
-    <w:lsdException w:name="List Bullet 5" w:semiHidden="1" w:unhideWhenUsed="1"/>
-    <w:lsdException w:name="List Number 2" w:semiHidden="1" w:unhideWhenUsed="1"/>
-    <w:lsdException w:name="List Number 3" w:semiHidden="1" w:unhideWhenUsed="1"/>
-    <w:lsdException w:name="List Number 4" w:semiHidden="1" w:unhideWhenUsed="1"/>
-    <w:lsdException w:name="List Number 5" w:semiHidden="1" w:unhideWhenUsed="1"/>
-    <w:lsdException w:name="Title" w:uiPriority="10" w:qFormat="1"/>
-    <w:lsdException w:name="Closing" w:semiHidden="1" w:unhideWhenUsed="1"/>
-    <w:lsdException w:name="Signature" w:semiHidden="1" w:unhideWhenUsed="1"/>
-    <w:lsdException w:name="Default Paragraph Font" w:semiHidden="1" w:uiPriority="1" w:unhideWhenUsed="1"/>
-    <w:lsdException w:name="Body Text" w:semiHidden="1" w:unhideWhenUsed="1"/>
-    <w:lsdException w:name="Body Text Indent" w:semiHidden="1" w:unhideWhenUsed="1"/>
-    <w:lsdException w:name="List Continue" w:semiHidden="1" w:unhideWhenUsed="1"/>
-    <w:lsdException w:name="List Continue 2" w:semiHidden="1" w:unhideWhenUsed="1"/>
-    <w:lsdException w:name="List Continue 3" w:semiHidden="1" w:unhideWhenUsed="1"/>
-    <w:lsdException w:name="List Continue 4" w:semiHidden="1" w:unhideWhenUsed="1"/>
-    <w:lsdException w:name="List Continue 5" w:semiHidden="1" w:unhideWhenUsed="1"/>
-    <w:lsdException w:name="Message Header" w:semiHidden="1" w:unhideWhenUsed="1"/>
-    <w:lsdException w:name="Subtitle" w:uiPriority="11" w:qFormat="1"/>
-    <w:lsdException w:name="Salutation" w:semiHidden="1" w:unhideWhenUsed="1"/>
-    <w:lsdException w:name="Date" w:semiHidden="1" w:unhideWhenUsed="1"/>
-    <w:lsdException w:name="Body Text First Indent" w:semiHidden="1" w:unhideWhenUsed="1"/>
-    <w:lsdException w:name="Body Text First Indent 2" w:semiHidden="1" w:unhideWhenUsed="1"/>
-    <w:lsdException w:name="Note Heading" w:semiHidden="1" w:unhideWhenUsed="1"/>
-    <w:lsdException w:name="Body Text 2" w:semiHidden="1" w:unhideWhenUsed="1"/>
-    <w:lsdException w:name="Body Text 3" w:semiHidden="1" w:unhideWhenUsed="1"/>
-    <w:lsdException w:name="Body Text Indent 2" w:semiHidden="1" w:unhideWhenUsed="1"/>
-    <w:lsdException w:name="Body Text Indent 3" w:semiHidden="1" w:unhideWhenUsed="1"/>
-    <w:lsdException w:name="Block Text" w:semiHidden="1" w:unhideWhenUsed="1"/>
-    <w:lsdException w:name="Hyperlink" w:semiHidden="1" w:unhideWhenUsed="1"/>
-    <w:lsdException w:name="FollowedHyperlink" w:semiHidden="1" w:unhideWhenUsed="1"/>
-    <w:lsdException w:name="Strong" w:uiPriority="22" w:qFormat="1"/>
-    <w:lsdException w:name="Emphasis" w:uiPriority="20" w:qFormat="1"/>
-    <w:lsdException w:name="Document Map" w:semiHidden="1" w:unhideWhenUsed="1"/>
-    <w:lsdException w:name="Plain Text" w:semiHidden="1" w:unhideWhenUsed="1"/>
-    <w:lsdException w:name="E-mail Signature" w:semiHidden="1" w:unhideWhenUsed="1"/>
-    <w:lsdException w:name="HTML Top of Form" w:semiHidden="1" w:unhideWhenUsed="1"/>
-    <w:lsdException w:name="HTML Bottom of Form" w:semiHidden="1" w:unhideWhenUsed="1"/>
-    <w:lsdException w:name="Normal (Web)" w:semiHidden="1" w:unhideWhenUsed="1"/>
-    <w:lsdException w:name="HTML Acronym" w:semiHidden="1" w:unhideWhenUsed="1"/>
-    <w:lsdException w:name="HTML Address" w:semiHidden="1" w:unhideWhenUsed="1"/>
-    <w:lsdException w:name="HTML Cite" w:semiHidden="1" w:unhideWhenUsed="1"/>
-    <w:lsdException w:name="HTML Code" w:semiHidden="1" w:unhideWhenUsed="1"/>
-    <w:lsdException w:name="HTML Definition" w:semiHidden="1" w:unhideWhenUsed="1"/>
-    <w:lsdException w:name="HTML Keyboard" w:semiHidden="1" w:unhideWhenUsed="1"/>
-    <w:lsdException w:name="HTML Preformatted" w:semiHidden="1" w:unhideWhenUsed="1"/>
-    <w:lsdException w:name="HTML Sample" w:semiHidden="1" w:unhideWhenUsed="1"/>
-    <w:lsdException w:name="HTML Typewriter" w:semiHidden="1" w:unhideWhenUsed="1"/>
-    <w:lsdException w:name="HTML Variable" w:semiHidden="1" w:unhideWhenUsed="1"/>
-    <w:lsdException w:name="Normal Table" w:semiHidden="1" w:unhideWhenUsed="1"/>
-    <w:lsdException w:name="annotation subject" w:semiHidden="1" w:unhideWhenUsed="1"/>
-    <w:lsdException w:name="No List" w:semiHidden="1" w:unhideWhenUsed="1"/>
-    <w:lsdException w:name="Outline List 1" w:semiHidden="1" w:unhideWhenUsed="1"/>
-    <w:lsdException w:name="Outline List 2" w:semiHidden="1" w:unhideWhenUsed="1"/>
-    <w:lsdException w:name="Outline List 3" w:semiHidden="1" w:unhideWhenUsed="1"/>
-    <w:lsdException w:name="Table Simple 1" w:semiHidden="1" w:unhideWhenUsed="1"/>
-    <w:lsdException w:name="Table Simple 2" w:semiHidden="1" w:unhideWhenUsed="1"/>
-    <w:lsdException w:name="Table Simple 3" w:semiHidden="1" w:unhideWhenUsed="1"/>
-    <w:lsdException w:name="Table Classic 1" w:semiHidden="1" w:unhideWhenUsed="1"/>
-    <w:lsdException w:name="Table Classic 2" w:semiHidden="1" w:unhideWhenUsed="1"/>
-    <w:lsdException w:name="Table Classic 3" w:semiHidden="1" w:unhideWhenUsed="1"/>
-    <w:lsdException w:name="Table Classic 4" w:semiHidden="1" w:unhideWhenUsed="1"/>
-    <w:lsdException w:name="Table Colorful 1" w:semiHidden="1" w:unhideWhenUsed="1"/>
-    <w:lsdException w:name="Table Colorful 2" w:semiHidden="1" w:unhideWhenUsed="1"/>
-    <w:lsdException w:name="Table Colorful 3" w:semiHidden="1" w:unhideWhenUsed="1"/>
-    <w:lsdException w:name="Table Columns 1" w:semiHidden="1" w:unhideWhenUsed="1"/>
-    <w:lsdException w:name="Table Columns 2" w:semiHidden="1" w:unhideWhenUsed="1"/>
-    <w:lsdException w:name="Table Columns 3" w:semiHidden="1" w:unhideWhenUsed="1"/>
-    <w:lsdException w:name="Table Columns 4" w:semiHidden="1" w:unhideWhenUsed="1"/>
-    <w:lsdException w:name="Table Columns 5" w:semiHidden="1" w:unhideWhenUsed="1"/>
-    <w:lsdException w:name="Table Grid 1" w:semiHidden="1" w:unhideWhenUsed="1"/>
-    <w:lsdException w:name="Table Grid 2" w:semiHidden="1" w:unhideWhenUsed="1"/>
-    <w:lsdException w:name="Table Grid 3" w:semiHidden="1" w:unhideWhenUsed="1"/>
-    <w:lsdException w:name="Table Grid 4" w:semiHidden="1" w:unhideWhenUsed="1"/>
-    <w:lsdException w:name="Table Grid 5" w:semiHidden="1" w:unhideWhenUsed="1"/>
-    <w:lsdException w:name="Table Grid 6" w:semiHidden="1" w:unhideWhenUsed="1"/>
-    <w:lsdException w:name="Table Grid 7" w:semiHidden="1" w:unhideWhenUsed="1"/>
-    <w:lsdException w:name="Table Grid 8" w:semiHidden="1" w:unhideWhenUsed="1"/>
-    <w:lsdException w:name="Table List 1" w:semiHidden="1" w:unhideWhenUsed="1"/>
-    <w:lsdException w:name="Table List 2" w:semiHidden="1" w:unhideWhenUsed="1"/>
-    <w:lsdException w:name="Table List 3" w:semiHidden="1" w:unhideWhenUsed="1"/>
-    <w:lsdException w:name="Table List 4" w:semiHidden="1" w:unhideWhenUsed="1"/>
-    <w:lsdException w:name="Table List 5" w:semiHidden="1" w:unhideWhenUsed="1"/>
-    <w:lsdException w:name="Table List 6" w:semiHidden="1" w:unhideWhenUsed="1"/>
-    <w:lsdException w:name="Table List 7" w:semiHidden="1" w:unhideWhenUsed="1"/>
-    <w:lsdException w:name="Table List 8" w:semiHidden="1" w:unhideWhenUsed="1"/>
-    <w:lsdException w:name="Table 3D effects 1" w:semiHidden="1" w:unhideWhenUsed="1"/>
-    <w:lsdException w:name="Table 3D effects 2" w:semiHidden="1" w:unhideWhenUsed="1"/>
-    <w:lsdException w:name="Table 3D effects 3" w:semiHidden="1" w:unhideWhenUsed="1"/>
-    <w:lsdException w:name="Table Contemporary" w:semiHidden="1" w:unhideWhenUsed="1"/>
-    <w:lsdException w:name="Table Elegant" w:semiHidden="1" w:unhideWhenUsed="1"/>
-    <w:lsdException w:name="Table Professional" w:semiHidden="1" w:unhideWhenUsed="1"/>
-    <w:lsdException w:name="Table Subtle 1" w:semiHidden="1" w:unhideWhenUsed="1"/>
-    <w:lsdException w:name="Table Subtle 2" w:semiHidden="1" w:unhideWhenUsed="1"/>
-    <w:lsdException w:name="Table Web 1" w:semiHidden="1" w:unhideWhenUsed="1"/>
-    <w:lsdException w:name="Table Web 2" w:semiHidden="1" w:unhideWhenUsed="1"/>
-    <w:lsdException w:name="Table Web 3" w:semiHidden="1" w:unhideWhenUsed="1"/>
-    <w:lsdException w:name="Balloon Text" w:semiHidden="1" w:unhideWhenUsed="1"/>
-    <w:lsdException w:name="Table Grid" w:uiPriority="39"/>
-    <w:lsdException w:name="Table Theme" w:semiHidden="1" w:unhideWhenUsed="1"/>
-    <w:lsdException w:name="Placeholder Text" w:semiHidden="1"/>
-    <w:lsdException w:name="No Spacing" w:uiPriority="1" w:qFormat="1"/>
-    <w:lsdException w:name="Light Shading" w:uiPriority="60"/>
-    <w:lsdException w:name="Light List" w:uiPriority="61"/>
-    <w:lsdException w:name="Light Grid" w:uiPriority="62"/>
-    <w:lsdException w:name="Medium Shading 1" w:uiPriority="63"/>
-    <w:lsdException w:name="Medium Shading 2" w:uiPriority="64"/>
-    <w:lsdException w:name="Medium List 1" w:uiPriority="65"/>
-    <w:lsdException w:name="Medium List 2" w:uiPriority="66"/>
-    <w:lsdException w:name="Medium Grid 1" w:uiPriority="67"/>
-    <w:lsdException w:name="Medium Grid 2" w:uiPriority="68"/>
-    <w:lsdException w:name="Medium Grid 3" w:uiPriority="69"/>
-    <w:lsdException w:name="Dark List" w:uiPriority="70"/>
-    <w:lsdException w:name="Colorful Shading" w:uiPriority="71"/>
-    <w:lsdException w:name="Colorful List" w:uiPriority="72"/>
-    <w:lsdException w:name="Colorful Grid" w:uiPriority="73"/>
-    <w:lsdException w:name="Light Shading Accent 1" w:uiPriority="60"/>
-    <w:lsdException w:name="Light List Accent 1" w:uiPriority="61"/>
-    <w:lsdException w:name="Light Grid Accent 1" w:uiPriority="62"/>
-    <w:lsdException w:name="Medium Shading 1 Accent 1" w:uiPriority="63"/>
-    <w:lsdException w:name="Medium Shading 2 Accent 1" w:uiPriority="64"/>
-    <w:lsdException w:name="Medium List 1 Accent 1" w:uiPriority="65"/>
-    <w:lsdException w:name="Revision" w:semiHidden="1"/>
-    <w:lsdException w:name="List Paragraph" w:uiPriority="34" w:qFormat="1"/>
-    <w:lsdException w:name="Quote" w:uiPriority="29" w:qFormat="1"/>
-    <w:lsdException w:name="Intense Quote" w:uiPriority="30" w:qFormat="1"/>
-    <w:lsdException w:name="Medium List 2 Accent 1" w:uiPriority="66"/>
-    <w:lsdException w:name="Medium Grid 1 Accent 1" w:uiPriority="67"/>
-    <w:lsdException w:name="Medium Grid 2 Accent 1" w:uiPriority="68"/>
-    <w:lsdException w:name="Medium Grid 3 Accent 1" w:uiPriority="69"/>
-    <w:lsdException w:name="Dark List Accent 1" w:uiPriority="70"/>
-    <w:lsdException w:name="Colorful Shading Accent 1" w:uiPriority="71"/>
-    <w:lsdException w:name="Colorful List Accent 1" w:uiPriority="72"/>
-    <w:lsdException w:name="Colorful Grid Accent 1" w:uiPriority="73"/>
-    <w:lsdException w:name="Light Shading Accent 2" w:uiPriority="60"/>
-    <w:lsdException w:name="Light List Accent 2" w:uiPriority="61"/>
-    <w:lsdException w:name="Light Grid Accent 2" w:uiPriority="62"/>
-    <w:lsdException w:name="Medium Shading 1 Accent 2" w:uiPriority="63"/>
-    <w:lsdException w:name="Medium Shading 2 Accent 2" w:uiPriority="64"/>
-    <w:lsdException w:name="Medium List 1 Accent 2" w:uiPriority="65"/>
-    <w:lsdException w:name="Medium List 2 Accent 2" w:uiPriority="66"/>
-    <w:lsdException w:name="Medium Grid 1 Accent 2" w:uiPriority="67"/>
-    <w:lsdException w:name="Medium Grid 2 Accent 2" w:uiPriority="68"/>
-    <w:lsdException w:name="Medium Grid 3 Accent 2" w:uiPriority="69"/>
-    <w:lsdException w:name="Dark List Accent 2" w:uiPriority="70"/>
-    <w:lsdException w:name="Colorful Shading Accent 2" w:uiPriority="71"/>
-    <w:lsdException w:name="Colorful List Accent 2" w:uiPriority="72"/>
-    <w:lsdException w:name="Colorful Grid Accent 2" w:uiPriority="73"/>
-    <w:lsdException w:name="Light Shading Accent 3" w:uiPriority="60"/>
-    <w:lsdException w:name="Light List Accent 3" w:uiPriority="61"/>
-    <w:lsdException w:name="Light Grid Accent 3" w:uiPriority="62"/>
-    <w:lsdException w:name="Medium Shading 1 Accent 3" w:uiPriority="63"/>
-    <w:lsdException w:name="Medium Shading 2 Accent 3" w:uiPriority="64"/>
-    <w:lsdException w:name="Medium List 1 Accent 3" w:uiPriority="65"/>
-    <w:lsdException w:name="Medium List 2 Accent 3" w:uiPriority="66"/>
-    <w:lsdException w:name="Medium Grid 1 Accent 3" w:uiPriority="67"/>
-    <w:lsdException w:name="Medium Grid 2 Accent 3" w:uiPriority="68"/>
-    <w:lsdException w:name="Medium Grid 3 Accent 3" w:uiPriority="69"/>
-    <w:lsdException w:name="Dark List Accent 3" w:uiPriority="70"/>
-    <w:lsdException w:name="Colorful Shading Accent 3" w:uiPriority="71"/>
-    <w:lsdException w:name="Colorful List Accent 3" w:uiPriority="72"/>
-    <w:lsdException w:name="Colorful Grid Accent 3" w:uiPriority="73"/>
-    <w:lsdException w:name="Light Shading Accent 4" w:uiPriority="60"/>
-    <w:lsdException w:name="Light List Accent 4" w:uiPriority="61"/>
-    <w:lsdException w:name="Light Grid Accent 4" w:uiPriority="62"/>
-    <w:lsdException w:name="Medium Shading 1 Accent 4" w:uiPriority="63"/>
-    <w:lsdException w:name="Medium Shading 2 Accent 4" w:uiPriority="64"/>
-    <w:lsdException w:name="Medium List 1 Accent 4" w:uiPriority="65"/>
-    <w:lsdException w:name="Medium List 2 Accent 4" w:uiPriority="66"/>
-    <w:lsdException w:name="Medium Grid 1 Accent 4" w:uiPriority="67"/>
-    <w:lsdException w:name="Medium Grid 2 Accent 4" w:uiPriority="68"/>
-    <w:lsdException w:name="Medium Grid 3 Accent 4" w:uiPriority="69"/>
-    <w:lsdException w:name="Dark List Accent 4" w:uiPriority="70"/>
-    <w:lsdException w:name="Colorful Shading Accent 4" w:uiPriority="71"/>
-    <w:lsdException w:name="Colorful List Accent 4" w:uiPriority="72"/>
-    <w:lsdException w:name="Colorful Grid Accent 4" w:uiPriority="73"/>
-    <w:lsdException w:name="Light Shading Accent 5" w:uiPriority="60"/>
-    <w:lsdException w:name="Light List Accent 5" w:uiPriority="61"/>
-    <w:lsdException w:name="Light Grid Accent 5" w:uiPriority="62"/>
-    <w:lsdException w:name="Medium Shading 1 Accent 5" w:uiPriority="63"/>
-    <w:lsdException w:name="Medium Shading 2 Accent 5" w:uiPriority="64"/>
-    <w:lsdException w:name="Medium List 1 Accent 5" w:uiPriority="65"/>
-    <w:lsdException w:name="Medium List 2 Accent 5" w:uiPriority="66"/>
-    <w:lsdException w:name="Medium Grid 1 Accent 5" w:uiPriority="67"/>
-    <w:lsdException w:name="Medium Grid 2 Accent 5" w:uiPriority="68"/>
-    <w:lsdException w:name="Medium Grid 3 Accent 5" w:uiPriority="69"/>
-    <w:lsdException w:name="Dark List Accent 5" w:uiPriority="70"/>
-    <w:lsdException w:name="Colorful Shading Accent 5" w:uiPriority="71"/>
-    <w:lsdException w:name="Colorful List Accent 5" w:uiPriority="72"/>
-    <w:lsdException w:name="Colorful Grid Accent 5" w:uiPriority="73"/>
-    <w:lsdException w:name="Light Shading Accent 6" w:uiPriority="60"/>
-    <w:lsdException w:name="Light List Accent 6" w:uiPriority="61"/>
-    <w:lsdException w:name="Light Grid Accent 6" w:uiPriority="62"/>
-    <w:lsdException w:name="Medium Shading 1 Accent 6" w:uiPriority="63"/>
-    <w:lsdException w:name="Medium Shading 2 Accent 6" w:uiPriority="64"/>
-    <w:lsdException w:name="Medium List 1 Accent 6" w:uiPriority="65"/>
-    <w:lsdException w:name="Medium List 2 Accent 6" w:uiPriority="66"/>
-    <w:lsdException w:name="Medium Grid 1 Accent 6" w:uiPriority="67"/>
-    <w:lsdException w:name="Medium Grid 2 Accent 6" w:uiPriority="68"/>
-    <w:lsdException w:name="Medium Grid 3 Accent 6" w:uiPriority="69"/>
-    <w:lsdException w:name="Dark List Accent 6" w:uiPriority="70"/>
-    <w:lsdException w:name="Colorful Shading Accent 6" w:uiPriority="71"/>
-    <w:lsdException w:name="Colorful List Accent 6" w:uiPriority="72"/>
-    <w:lsdException w:name="Colorful Grid Accent 6" w:uiPriority="73"/>
-    <w:lsdException w:name="Subtle Emphasis" w:uiPriority="19" w:qFormat="1"/>
-    <w:lsdException w:name="Intense Emphasis" w:uiPriority="21" w:qFormat="1"/>
-    <w:lsdException w:name="Subtle Reference" w:uiPriority="31" w:qFormat="1"/>
-    <w:lsdException w:name="Intense Reference" w:uiPriority="32" w:qFormat="1"/>
-    <w:lsdException w:name="Book Title" w:uiPriority="33" w:qFormat="1"/>
-    <w:lsdException w:name="Bibliography" w:semiHidden="1" w:uiPriority="37" w:unhideWhenUsed="1"/>
-    <w:lsdException w:name="TOC Heading" w:semiHidden="1" w:uiPriority="39" w:unhideWhenUsed="1" w:qFormat="1"/>
-    <w:lsdException w:name="Plain Table 1" w:uiPriority="41"/>
-    <w:lsdException w:name="Plain Table 2" w:uiPriority="42"/>
-    <w:lsdException w:name="Plain Table 3" w:uiPriority="43"/>
-    <w:lsdException w:name="Plain Table 4" w:uiPriority="44"/>
-    <w:lsdException w:name="Plain Table 5" w:uiPriority="45"/>
-    <w:lsdException w:name="Grid Table Light" w:uiPriority="40"/>
-    <w:lsdException w:name="Grid Table 1 Light" w:uiPriority="46"/>
-    <w:lsdException w:name="Grid Table 2" w:uiPriority="47"/>
-    <w:lsdException w:name="Grid Table 3" w:uiPriority="48"/>
-    <w:lsdException w:name="Grid Table 4" w:uiPriority="49"/>
-    <w:lsdException w:name="Grid Table 5 Dark" w:uiPriority="50"/>
-    <w:lsdException w:name="Grid Table 6 Colorful" w:uiPriority="51"/>
-    <w:lsdException w:name="Grid Table 7 Colorful" w:uiPriority="52"/>
-    <w:lsdException w:name="Grid Table 1 Light Accent 1" w:uiPriority="46"/>
-    <w:lsdException w:name="Grid Table 2 Accent 1" w:uiPriority="47"/>
-    <w:lsdException w:name="Grid Table 3 Accent 1" w:uiPriority="48"/>
-    <w:lsdException w:name="Grid Table 4 Accent 1" w:uiPriority="49"/>
-    <w:lsdException w:name="Grid Table 5 Dark Accent 1" w:uiPriority="50"/>
-    <w:lsdException w:name="Grid Table 6 Colorful Accent 1" w:uiPriority="51"/>
-    <w:lsdException w:name="Grid Table 7 Colorful Accent 1" w:uiPriority="52"/>
-    <w:lsdException w:name="Grid Table 1 Light Accent 2" w:uiPriority="46"/>
-    <w:lsdException w:name="Grid Table 2 Accent 2" w:uiPriority="47"/>
-    <w:lsdException w:name="Grid Table 3 Accent 2" w:uiPriority="48"/>
-    <w:lsdException w:name="Grid Table 4 Accent 2" w:uiPriority="49"/>
-    <w:lsdException w:name="Grid Table 5 Dark Accent 2" w:uiPriority="50"/>
-    <w:lsdException w:name="Grid Table 6 Colorful Accent 2" w:uiPriority="51"/>
-    <w:lsdException w:name="Grid Table 7 Colorful Accent 2" w:uiPriority="52"/>
-    <w:lsdException w:name="Grid Table 1 Light Accent 3" w:uiPriority="46"/>
-    <w:lsdException w:name="Grid Table 2 Accent 3" w:uiPriority="47"/>
-    <w:lsdException w:name="Grid Table 3 Accent 3" w:uiPriority="48"/>
-    <w:lsdException w:name="Grid Table 4 Accent 3" w:uiPriority="49"/>
-    <w:lsdException w:name="Grid Table 5 Dark Accent 3" w:uiPriority="50"/>
-    <w:lsdException w:name="Grid Table 6 Colorful Accent 3" w:uiPriority="51"/>
-    <w:lsdException w:name="Grid Table 7 Colorful Accent 3" w:uiPriority="52"/>
-    <w:lsdException w:name="Grid Table 1 Light Accent 4" w:uiPriority="46"/>
-    <w:lsdException w:name="Grid Table 2 Accent 4" w:uiPriority="47"/>
-    <w:lsdException w:name="Grid Table 3 Accent 4" w:uiPriority="48"/>
-    <w:lsdException w:name="Grid Table 4 Accent 4" w:uiPriority="49"/>
-    <w:lsdException w:name="Grid Table 5 Dark Accent 4" w:uiPriority="50"/>
-    <w:lsdException w:name="Grid Table 6 Colorful Accent 4" w:uiPriority="51"/>
-    <w:lsdException w:name="Grid Table 7 Colorful Accent 4" w:uiPriority="52"/>
-    <w:lsdException w:name="Grid Table 1 Light Accent 5" w:uiPriority="46"/>
-    <w:lsdException w:name="Grid Table 2 Accent 5" w:uiPriority="47"/>
-    <w:lsdException w:name="Grid Table 3 Accent 5" w:uiPriority="48"/>
-    <w:lsdException w:name="Grid Table 4 Accent 5" w:uiPriority="49"/>
-    <w:lsdException w:name="Grid Table 5 Dark Accent 5" w:uiPriority="50"/>
-    <w:lsdException w:name="Grid Table 6 Colorful Accent 5" w:uiPriority="51"/>
-    <w:lsdException w:name="Grid Table 7 Colorful Accent 5" w:uiPriority="52"/>
-    <w:lsdException w:name="Grid Table 1 Light Accent 6" w:uiPriority="46"/>
-    <w:lsdException w:name="Grid Table 2 Accent 6" w:uiPriority="47"/>
-    <w:lsdException w:name="Grid Table 3 Accent 6" w:uiPriority="48"/>
-    <w:lsdException w:name="Grid Table 4 Accent 6" w:uiPriority="49"/>
-    <w:lsdException w:name="Grid Table 5 Dark Accent 6" w:uiPriority="50"/>
-    <w:lsdException w:name="Grid Table 6 Colorful Accent 6" w:uiPriority="51"/>
-    <w:lsdException w:name="Grid Table 7 Colorful Accent 6" w:uiPriority="52"/>
-    <w:lsdException w:name="List Table 1 Light" w:uiPriority="46"/>
-    <w:lsdException w:name="List Table 2" w:uiPriority="47"/>
-    <w:lsdException w:name="List Table 3" w:uiPriority="48"/>
-    <w:lsdException w:name="List Table 4" w:uiPriority="49"/>
-    <w:lsdException w:name="List Table 5 Dark" w:uiPriority="50"/>
-    <w:lsdException w:name="List Table 6 Colorful" w:uiPriority="51"/>
-    <w:lsdException w:name="List Table 7 Colorful" w:uiPriority="52"/>
-    <w:lsdException w:name="List Table 1 Light Accent 1" w:uiPriority="46"/>
-    <w:lsdException w:name="List Table 2 Accent 1" w:uiPriority="47"/>
-    <w:lsdException w:name="List Table 3 Accent 1" w:uiPriority="48"/>
-    <w:lsdException w:name="List Table 4 Accent 1" w:uiPriority="49"/>
-    <w:lsdException w:name="List Table 5 Dark Accent 1" w:uiPriority="50"/>
-    <w:lsdException w:name="List Table 6 Colorful Accent 1" w:uiPriority="51"/>
-    <w:lsdException w:name="List Table 7 Colorful Accent 1" w:uiPriority="52"/>
-    <w:lsdException w:name="List Table 1 Light Accent 2" w:uiPriority="46"/>
-    <w:lsdException w:name="List Table 2 Accent 2" w:uiPriority="47"/>
-    <w:lsdException w:name="List Table 3 Accent 2" w:uiPriority="48"/>
-    <w:lsdException w:name="List Table 4 Accent 2" w:uiPriority="49"/>
-    <w:lsdException w:name="List Table 5 Dark Accent 2" w:uiPriority="50"/>
-    <w:lsdException w:name="List Table 6 Colorful Accent 2" w:uiPriority="51"/>
-    <w:lsdException w:name="List Table 7 Colorful Accent 2" w:uiPriority="52"/>
-    <w:lsdException w:name="List Table 1 Light Accent 3" w:uiPriority="46"/>
-    <w:lsdException w:name="List Table 2 Accent 3" w:uiPriority="47"/>
-    <w:lsdException w:name="List Table 3 Accent 3" w:uiPriority="48"/>
-    <w:lsdException w:name="List Table 4 Accent 3" w:uiPriority="49"/>
-    <w:lsdException w:name="List Table 5 Dark Accent 3" w:uiPriority="50"/>
-    <w:lsdException w:name="List Table 6 Colorful Accent 3" w:uiPriority="51"/>
-    <w:lsdException w:name="List Table 7 Colorful Accent 3" w:uiPriority="52"/>
-    <w:lsdException w:name="List Table 1 Light Accent 4" w:uiPriority="46"/>
-    <w:lsdException w:name="List Table 2 Accent 4" w:uiPriority="47"/>
-    <w:lsdException w:name="List Table 3 Accent 4" w:uiPriority="48"/>
-    <w:lsdException w:name="List Table 4 Accent 4" w:uiPriority="49"/>
-    <w:lsdException w:name="List Table 5 Dark Accent 4" w:uiPriority="50"/>
-    <w:lsdException w:name="List Table 6 Colorful Accent 4" w:uiPriority="51"/>
-    <w:lsdException w:name="List Table 7 Colorful Accent 4" w:uiPriority="52"/>
-    <w:lsdException w:name="List Table 1 Light Accent 5" w:uiPriority="46"/>
-    <w:lsdException w:name="List Table 2 Accent 5" w:uiPriority="47"/>
-    <w:lsdException w:name="List Table 3 Accent 5" w:uiPriority="48"/>
-    <w:lsdException w:name="List Table 4 Accent 5" w:uiPriority="49"/>
-    <w:lsdException w:name="List Table 5 Dark Accent 5" w:uiPriority="50"/>
-    <w:lsdException w:name="List Table 6 Colorful Accent 5" w:uiPriority="51"/>
-    <w:lsdException w:name="List Table 7 Colorful Accent 5" w:uiPriority="52"/>
-    <w:lsdException w:name="List Table 1 Light Accent 6" w:uiPriority="46"/>
-    <w:lsdException w:name="List Table 2 Accent 6" w:uiPriority="47"/>
-    <w:lsdException w:name="List Table 3 Accent 6" w:uiPriority="48"/>
-    <w:lsdException w:name="List Table 4 Accent 6" w:uiPriority="49"/>
-    <w:lsdException w:name="List Table 5 Dark Accent 6" w:uiPriority="50"/>
-    <w:lsdException w:name="List Table 6 Colorful Accent 6" w:uiPriority="51"/>
-    <w:lsdException w:name="List Table 7 Colorful Accent 6" w:uiPriority="52"/>
-    <w:lsdException w:name="Mention" w:semiHidden="1" w:unhideWhenUsed="1"/>
-    <w:lsdException w:name="Smart Hyperlink" w:semiHidden="1" w:unhideWhenUsed="1"/>
-    <w:lsdException w:name="Hashtag" w:semiHidden="1" w:unhideWhenUsed="1"/>
-    <w:lsdException w:name="Unresolved Mention" w:semiHidden="1" w:unhideWhenUsed="1"/>
-    <w:lsdException w:name="Smart Link" w:semiHidden="1" w:unhideWhenUsed="1"/>
-  </w:latentStyles>
-  <w:style w:type="paragraph" w:default="1" w:styleId="Normal">
-    <w:name w:val="Normal"/>
-    <w:qFormat/>
-  </w:style>
-  <w:style w:type="paragraph" w:styleId="Heading3">
-    <w:name w:val="heading 3"/>
-    <w:basedOn w:val="Normal"/>
-    <w:next w:val="Normal"/>
-    <w:link w:val="Heading3Char"/>
-    <w:uiPriority w:val="9"/>
-    <w:semiHidden/>
-    <w:rsid w:val="0083322A"/>
-    <w:pPr>
-      <w:keepNext/>
-      <w:keepLines/>
-      <w:spacing w:before="240" w:after="120" w:line="240" w:lineRule="auto"/>
-      <w:outlineLvl w:val="2"/>
-    </w:pPr>
-    <w:rPr>
-      <w:rFonts w:asciiTheme="majorHAnsi" w:eastAsiaTheme="majorEastAsia" w:hAnsiTheme="majorHAnsi" w:cstheme="majorBidi"/>
-      <w:b/>
-      <w:caps/>
-      <w:color w:val="FFFFFF" w:themeColor="background1"/>
-      <w:sz w:val="28"/>
-      <w:szCs w:val="24"/>
-    </w:rPr>
-  </w:style>
-  <w:style w:type="character" w:default="1" w:styleId="DefaultParagraphFont">
-    <w:name w:val="Default Paragraph Font"/>
-    <w:uiPriority w:val="1"/>
-    <w:semiHidden/>
-    <w:unhideWhenUsed/>
-  </w:style>
-  <w:style w:type="table" w:default="1" w:styleId="TableNormal">
-    <w:name w:val="Normal Table"/>
-    <w:uiPriority w:val="99"/>
-    <w:semiHidden/>
-    <w:unhideWhenUsed/>
-    <w:tblPr>
-      <w:tblInd w:w="0" w:type="dxa"/>
-      <w:tblCellMar>
-        <w:top w:w="0" w:type="dxa"/>
-        <w:left w:w="108" w:type="dxa"/>
-        <w:bottom w:w="0" w:type="dxa"/>
-        <w:right w:w="108" w:type="dxa"/>
-      </w:tblCellMar>
-    </w:tblPr>
-  </w:style>
-  <w:style w:type="numbering" w:default="1" w:styleId="NoList">
-    <w:name w:val="No List"/>
-    <w:uiPriority w:val="99"/>
-    <w:semiHidden/>
-    <w:unhideWhenUsed/>
-  </w:style>
-  <w:style w:type="character" w:styleId="PlaceholderText">
-    <w:name w:val="Placeholder Text"/>
-    <w:basedOn w:val="DefaultParagraphFont"/>
-    <w:uiPriority w:val="99"/>
-    <w:semiHidden/>
-    <w:rsid w:val="0083322A"/>
-    <w:rPr>
-      <w:color w:val="808080"/>
-    </w:rPr>
-  </w:style>
-  <w:style w:type="paragraph" w:customStyle="1" w:styleId="7CC11DB849C8495BB862EFF91F5771A7">
-    <w:name w:val="7CC11DB849C8495BB862EFF91F5771A7"/>
-    <w:rsid w:val="00B82A38"/>
-    <w:pPr>
-      <w:spacing w:after="0" w:line="240" w:lineRule="auto"/>
-    </w:pPr>
-    <w:rPr>
-      <w:rFonts w:eastAsia="Times New Roman" w:cs="Times New Roman"/>
-      <w:color w:val="798DA9" w:themeColor="text2" w:themeTint="A6"/>
-    </w:rPr>
-  </w:style>
-  <w:style w:type="paragraph" w:customStyle="1" w:styleId="C0121950539F4CEAAF1519C832183020">
-    <w:name w:val="C0121950539F4CEAAF1519C832183020"/>
-    <w:rsid w:val="00B82A38"/>
-    <w:pPr>
-      <w:spacing w:after="0" w:line="240" w:lineRule="auto"/>
-    </w:pPr>
-    <w:rPr>
-      <w:rFonts w:eastAsia="Times New Roman" w:cs="Times New Roman"/>
-      <w:color w:val="798DA9" w:themeColor="text2" w:themeTint="A6"/>
-    </w:rPr>
-  </w:style>
-  <w:style w:type="paragraph" w:customStyle="1" w:styleId="F7DE4F69AC684D8FB43E5F0D930972E4">
-    <w:name w:val="F7DE4F69AC684D8FB43E5F0D930972E4"/>
-    <w:rsid w:val="00B82A38"/>
-    <w:pPr>
-      <w:spacing w:after="0" w:line="240" w:lineRule="auto"/>
-    </w:pPr>
-    <w:rPr>
-      <w:rFonts w:eastAsia="Times New Roman" w:cs="Times New Roman"/>
-      <w:color w:val="798DA9" w:themeColor="text2" w:themeTint="A6"/>
-    </w:rPr>
-  </w:style>
-  <w:style w:type="paragraph" w:customStyle="1" w:styleId="9FB27D83A8E84FACBBDD94A25FC9E1AF">
-    <w:name w:val="9FB27D83A8E84FACBBDD94A25FC9E1AF"/>
-    <w:rsid w:val="00B82A38"/>
-    <w:pPr>
-      <w:spacing w:after="0" w:line="240" w:lineRule="auto"/>
-    </w:pPr>
-    <w:rPr>
-      <w:rFonts w:eastAsia="Times New Roman" w:cs="Times New Roman"/>
-      <w:color w:val="798DA9" w:themeColor="text2" w:themeTint="A6"/>
-    </w:rPr>
-  </w:style>
-  <w:style w:type="paragraph" w:customStyle="1" w:styleId="A99117DB8E4843FA8BB20DFBF3C64266">
-    <w:name w:val="A99117DB8E4843FA8BB20DFBF3C64266"/>
-    <w:rsid w:val="00B82A38"/>
-    <w:pPr>
-      <w:spacing w:after="0" w:line="240" w:lineRule="auto"/>
-    </w:pPr>
-    <w:rPr>
-      <w:rFonts w:eastAsia="Times New Roman" w:cs="Times New Roman"/>
-      <w:color w:val="798DA9" w:themeColor="text2" w:themeTint="A6"/>
-    </w:rPr>
-  </w:style>
-  <w:style w:type="paragraph" w:styleId="Header">
-    <w:name w:val="header"/>
-    <w:basedOn w:val="Normal"/>
-    <w:link w:val="HeaderChar"/>
-    <w:uiPriority w:val="99"/>
-    <w:semiHidden/>
-    <w:rsid w:val="0083322A"/>
-    <w:pPr>
-      <w:spacing w:after="0" w:line="240" w:lineRule="auto"/>
-    </w:pPr>
-    <w:rPr>
-      <w:rFonts w:eastAsia="Times New Roman" w:cs="Times New Roman"/>
-      <w:color w:val="798DA9" w:themeColor="text2" w:themeTint="A6"/>
-    </w:rPr>
-  </w:style>
-  <w:style w:type="character" w:customStyle="1" w:styleId="HeaderChar">
-    <w:name w:val="Header Char"/>
-    <w:basedOn w:val="DefaultParagraphFont"/>
-    <w:link w:val="Header"/>
-    <w:uiPriority w:val="99"/>
-    <w:semiHidden/>
-    <w:rsid w:val="0083322A"/>
-    <w:rPr>
-      <w:rFonts w:eastAsia="Times New Roman" w:cs="Times New Roman"/>
-      <w:color w:val="798DA9" w:themeColor="text2" w:themeTint="A6"/>
-    </w:rPr>
-  </w:style>
-  <w:style w:type="character" w:customStyle="1" w:styleId="Pink">
-    <w:name w:val="Pink"/>
-    <w:uiPriority w:val="1"/>
-    <w:qFormat/>
-    <w:rsid w:val="0083322A"/>
-    <w:rPr>
-      <w:color w:val="A5A5A5" w:themeColor="accent3"/>
-    </w:rPr>
-  </w:style>
-  <w:style w:type="paragraph" w:customStyle="1" w:styleId="3CE2912E01BA46088032E591A6D4F576">
-    <w:name w:val="3CE2912E01BA46088032E591A6D4F576"/>
-    <w:rsid w:val="00B82A38"/>
-  </w:style>
-  <w:style w:type="paragraph" w:customStyle="1" w:styleId="E1F0F77D6E13455B8D6FECFB29365199">
-    <w:name w:val="E1F0F77D6E13455B8D6FECFB29365199"/>
-    <w:rsid w:val="00B82A38"/>
-  </w:style>
-  <w:style w:type="paragraph" w:customStyle="1" w:styleId="106BF702860743B68EB20C081F06CA2C">
-    <w:name w:val="106BF702860743B68EB20C081F06CA2C"/>
-    <w:rsid w:val="00B82A38"/>
-  </w:style>
-  <w:style w:type="paragraph" w:customStyle="1" w:styleId="497943BE78E04DB491F6568390CE3B2C">
-    <w:name w:val="497943BE78E04DB491F6568390CE3B2C"/>
-    <w:rsid w:val="00B82A38"/>
-  </w:style>
-  <w:style w:type="paragraph" w:customStyle="1" w:styleId="C823AA7A7BCE444DAB9E08B3602C52C4">
-    <w:name w:val="C823AA7A7BCE444DAB9E08B3602C52C4"/>
-    <w:rsid w:val="00B82A38"/>
-  </w:style>
-  <w:style w:type="paragraph" w:customStyle="1" w:styleId="DA3F771A53854E81A95765CA095469E3">
-    <w:name w:val="DA3F771A53854E81A95765CA095469E3"/>
-    <w:rsid w:val="00B82A38"/>
-  </w:style>
-  <w:style w:type="paragraph" w:customStyle="1" w:styleId="F79CABFA5E244DEC97830D635A03B862">
-    <w:name w:val="F79CABFA5E244DEC97830D635A03B862"/>
-    <w:rsid w:val="00B82A38"/>
-  </w:style>
-  <w:style w:type="paragraph" w:customStyle="1" w:styleId="42820676DDA543C79D92E3695082CC9A">
-    <w:name w:val="42820676DDA543C79D92E3695082CC9A"/>
-    <w:rsid w:val="00B82A38"/>
-  </w:style>
-  <w:style w:type="paragraph" w:styleId="NoSpacing">
-    <w:name w:val="No Spacing"/>
-    <w:basedOn w:val="Normal"/>
-    <w:uiPriority w:val="1"/>
-    <w:rsid w:val="00FF6B8A"/>
-    <w:pPr>
-      <w:widowControl w:val="0"/>
-      <w:autoSpaceDE w:val="0"/>
-      <w:autoSpaceDN w:val="0"/>
-      <w:adjustRightInd w:val="0"/>
-      <w:spacing w:after="0" w:line="240" w:lineRule="auto"/>
-    </w:pPr>
-    <w:rPr>
-      <w:rFonts w:eastAsia="Times New Roman" w:cs="Georgia"/>
-      <w:color w:val="798DA9" w:themeColor="text2" w:themeTint="A6"/>
-      <w:sz w:val="8"/>
-    </w:rPr>
-  </w:style>
-  <w:style w:type="paragraph" w:customStyle="1" w:styleId="AE4D9A82AE2F4D4EA2AC9D90D6D742D1">
-    <w:name w:val="AE4D9A82AE2F4D4EA2AC9D90D6D742D1"/>
-  </w:style>
-  <w:style w:type="paragraph" w:customStyle="1" w:styleId="D35058B4380A4C0598BEB5CDD73B4E68">
-    <w:name w:val="D35058B4380A4C0598BEB5CDD73B4E68"/>
-  </w:style>
-  <w:style w:type="paragraph" w:customStyle="1" w:styleId="5B32F72B01214A13966D4254AF55B7C7">
-    <w:name w:val="5B32F72B01214A13966D4254AF55B7C7"/>
-  </w:style>
-  <w:style w:type="paragraph" w:customStyle="1" w:styleId="C7BEF499D3A848C489AABD13C73C2A48">
-    <w:name w:val="C7BEF499D3A848C489AABD13C73C2A48"/>
-  </w:style>
-  <w:style w:type="paragraph" w:customStyle="1" w:styleId="3994106B3F714126B6082385BBED5CDE">
-    <w:name w:val="3994106B3F714126B6082385BBED5CDE"/>
-  </w:style>
-  <w:style w:type="paragraph" w:customStyle="1" w:styleId="EA74BABF46114D2F85B09EE0DEF90DC1">
-    <w:name w:val="EA74BABF46114D2F85B09EE0DEF90DC1"/>
-  </w:style>
-  <w:style w:type="paragraph" w:customStyle="1" w:styleId="F1C32D7B764047278886FA5D897AC77A">
-    <w:name w:val="F1C32D7B764047278886FA5D897AC77A"/>
-  </w:style>
-  <w:style w:type="paragraph" w:customStyle="1" w:styleId="CA0ACD47C0F44E988B4F687E126B4561">
-    <w:name w:val="CA0ACD47C0F44E988B4F687E126B4561"/>
-  </w:style>
-  <w:style w:type="paragraph" w:customStyle="1" w:styleId="24F7D55D4F4B428BB6D2D0A272E9DE5E">
-    <w:name w:val="24F7D55D4F4B428BB6D2D0A272E9DE5E"/>
-  </w:style>
-  <w:style w:type="paragraph" w:customStyle="1" w:styleId="7F57B50611BF473D82CBB2A8BB8ACB24">
-    <w:name w:val="7F57B50611BF473D82CBB2A8BB8ACB24"/>
-  </w:style>
-  <w:style w:type="paragraph" w:customStyle="1" w:styleId="A29036C6472C4DD1A0CF3E300D8EF13D">
-    <w:name w:val="A29036C6472C4DD1A0CF3E300D8EF13D"/>
-  </w:style>
-  <w:style w:type="paragraph" w:customStyle="1" w:styleId="5C5EC62E4AAC4A108B64486D46E99E19">
-    <w:name w:val="5C5EC62E4AAC4A108B64486D46E99E19"/>
-  </w:style>
-  <w:style w:type="paragraph" w:customStyle="1" w:styleId="32729FFD56F34AADA9B56FB4CD8733F0">
-    <w:name w:val="32729FFD56F34AADA9B56FB4CD8733F0"/>
-  </w:style>
-  <w:style w:type="paragraph" w:customStyle="1" w:styleId="33F325D8FCD34890A908F7E3864C0A90">
-    <w:name w:val="33F325D8FCD34890A908F7E3864C0A90"/>
-  </w:style>
-  <w:style w:type="paragraph" w:customStyle="1" w:styleId="91676364F23C43568873B8FFCD34FF2F">
-    <w:name w:val="91676364F23C43568873B8FFCD34FF2F"/>
-  </w:style>
-  <w:style w:type="paragraph" w:customStyle="1" w:styleId="5FCB0B94954B4AAD8FE7F9B138FC90E9">
-    <w:name w:val="5FCB0B94954B4AAD8FE7F9B138FC90E9"/>
-  </w:style>
-  <w:style w:type="paragraph" w:customStyle="1" w:styleId="A95DF7B2659542508908F8BF0B002B10">
-    <w:name w:val="A95DF7B2659542508908F8BF0B002B10"/>
-  </w:style>
-  <w:style w:type="paragraph" w:customStyle="1" w:styleId="1AFD1BAC66E843E08A37592F7D97B859">
-    <w:name w:val="1AFD1BAC66E843E08A37592F7D97B859"/>
-  </w:style>
-  <w:style w:type="paragraph" w:customStyle="1" w:styleId="24B663545B224653B7CC3B55BB195C13">
-    <w:name w:val="24B663545B224653B7CC3B55BB195C13"/>
-  </w:style>
-  <w:style w:type="paragraph" w:customStyle="1" w:styleId="7DA567FAB0DF495EB7C72BE14EA63902">
-    <w:name w:val="7DA567FAB0DF495EB7C72BE14EA63902"/>
-  </w:style>
-  <w:style w:type="paragraph" w:customStyle="1" w:styleId="20E6D8DE6E1346BC822EF6861AE8CCA7">
-    <w:name w:val="20E6D8DE6E1346BC822EF6861AE8CCA7"/>
-  </w:style>
-  <w:style w:type="paragraph" w:customStyle="1" w:styleId="83471AC96C134A1ABF9378889D9D449D">
-    <w:name w:val="83471AC96C134A1ABF9378889D9D449D"/>
-  </w:style>
-  <w:style w:type="paragraph" w:customStyle="1" w:styleId="2BEE14E3C94248ED91863329521A2076">
-    <w:name w:val="2BEE14E3C94248ED91863329521A2076"/>
-    <w:rsid w:val="00C564D1"/>
-    <w:pPr>
-      <w:spacing w:after="0" w:line="240" w:lineRule="auto"/>
-    </w:pPr>
-    <w:rPr>
-      <w:rFonts w:eastAsia="Times New Roman" w:cs="Times New Roman"/>
-      <w:color w:val="798DA9" w:themeColor="text2" w:themeTint="A6"/>
-    </w:rPr>
-  </w:style>
-  <w:style w:type="paragraph" w:customStyle="1" w:styleId="4A3631AAB898494D8E932A1A00A44670">
-    <w:name w:val="4A3631AAB898494D8E932A1A00A44670"/>
-    <w:rsid w:val="00C564D1"/>
-    <w:pPr>
-      <w:kinsoku w:val="0"/>
-      <w:overflowPunct w:val="0"/>
-      <w:spacing w:after="0" w:line="240" w:lineRule="auto"/>
-      <w:outlineLvl w:val="0"/>
-    </w:pPr>
-    <w:rPr>
-      <w:rFonts w:asciiTheme="majorHAnsi" w:eastAsia="Times New Roman" w:hAnsiTheme="majorHAnsi" w:cstheme="majorHAnsi"/>
-      <w:b/>
-      <w:caps/>
-      <w:color w:val="FFC000" w:themeColor="accent4"/>
-      <w:spacing w:val="-80"/>
-      <w:sz w:val="120"/>
-      <w:szCs w:val="120"/>
-    </w:rPr>
-  </w:style>
-  <w:style w:type="paragraph" w:customStyle="1" w:styleId="118C08672E9045A28FF06A53A38798B0">
-    <w:name w:val="118C08672E9045A28FF06A53A38798B0"/>
-    <w:rsid w:val="00C564D1"/>
-    <w:pPr>
-      <w:kinsoku w:val="0"/>
-      <w:overflowPunct w:val="0"/>
-      <w:spacing w:after="0" w:line="240" w:lineRule="auto"/>
-      <w:outlineLvl w:val="0"/>
-    </w:pPr>
-    <w:rPr>
-      <w:rFonts w:asciiTheme="majorHAnsi" w:eastAsia="Times New Roman" w:hAnsiTheme="majorHAnsi" w:cstheme="majorHAnsi"/>
-      <w:b/>
-      <w:caps/>
-      <w:color w:val="FFC000" w:themeColor="accent4"/>
-      <w:spacing w:val="-80"/>
-      <w:sz w:val="120"/>
-      <w:szCs w:val="120"/>
-    </w:rPr>
-  </w:style>
-  <w:style w:type="character" w:customStyle="1" w:styleId="Heading3Char">
-    <w:name w:val="Heading 3 Char"/>
-    <w:basedOn w:val="DefaultParagraphFont"/>
-    <w:link w:val="Heading3"/>
-    <w:uiPriority w:val="9"/>
-    <w:semiHidden/>
-    <w:rsid w:val="0083322A"/>
-    <w:rPr>
-      <w:rFonts w:asciiTheme="majorHAnsi" w:eastAsiaTheme="majorEastAsia" w:hAnsiTheme="majorHAnsi" w:cstheme="majorBidi"/>
-      <w:b/>
-      <w:caps/>
-      <w:color w:val="FFFFFF" w:themeColor="background1"/>
-      <w:sz w:val="28"/>
-      <w:szCs w:val="24"/>
-    </w:rPr>
-  </w:style>
-  <w:style w:type="paragraph" w:customStyle="1" w:styleId="B5600EB2B58D45C0BD83944C0440CAF5">
-    <w:name w:val="B5600EB2B58D45C0BD83944C0440CAF5"/>
-    <w:rsid w:val="00C564D1"/>
-    <w:pPr>
-      <w:spacing w:after="0" w:line="240" w:lineRule="auto"/>
-    </w:pPr>
-    <w:rPr>
-      <w:rFonts w:eastAsia="Times New Roman" w:cs="Times New Roman"/>
-      <w:color w:val="798DA9" w:themeColor="text2" w:themeTint="A6"/>
-    </w:rPr>
-  </w:style>
-  <w:style w:type="paragraph" w:customStyle="1" w:styleId="EA04A5A7A56C4E1881D526996079C1D4">
-    <w:name w:val="EA04A5A7A56C4E1881D526996079C1D4"/>
-    <w:rsid w:val="00C564D1"/>
-    <w:pPr>
-      <w:spacing w:after="0" w:line="240" w:lineRule="auto"/>
-    </w:pPr>
-    <w:rPr>
-      <w:rFonts w:eastAsia="Times New Roman" w:cs="Times New Roman"/>
-      <w:color w:val="798DA9" w:themeColor="text2" w:themeTint="A6"/>
-    </w:rPr>
-  </w:style>
-  <w:style w:type="paragraph" w:customStyle="1" w:styleId="B885C6EC6C5D45A9B686DA76D476D5A7">
-    <w:name w:val="B885C6EC6C5D45A9B686DA76D476D5A7"/>
-    <w:rsid w:val="00C564D1"/>
-    <w:pPr>
-      <w:kinsoku w:val="0"/>
-      <w:overflowPunct w:val="0"/>
-      <w:spacing w:after="0" w:line="240" w:lineRule="auto"/>
-      <w:outlineLvl w:val="0"/>
-    </w:pPr>
-    <w:rPr>
-      <w:rFonts w:asciiTheme="majorHAnsi" w:eastAsia="Times New Roman" w:hAnsiTheme="majorHAnsi" w:cstheme="majorHAnsi"/>
-      <w:b/>
-      <w:caps/>
-      <w:color w:val="FFC000" w:themeColor="accent4"/>
-      <w:spacing w:val="-80"/>
-      <w:sz w:val="120"/>
-      <w:szCs w:val="120"/>
-    </w:rPr>
-  </w:style>
-  <w:style w:type="paragraph" w:customStyle="1" w:styleId="4A3631AAB898494D8E932A1A00A446701">
-    <w:name w:val="4A3631AAB898494D8E932A1A00A446701"/>
-    <w:rsid w:val="00806DF1"/>
-    <w:pPr>
-      <w:kinsoku w:val="0"/>
-      <w:overflowPunct w:val="0"/>
-      <w:spacing w:after="0" w:line="240" w:lineRule="auto"/>
-      <w:outlineLvl w:val="0"/>
-    </w:pPr>
-    <w:rPr>
-      <w:rFonts w:asciiTheme="majorHAnsi" w:eastAsia="Times New Roman" w:hAnsiTheme="majorHAnsi" w:cstheme="majorHAnsi"/>
-      <w:b/>
-      <w:caps/>
-      <w:color w:val="ED7D31" w:themeColor="accent2"/>
-      <w:spacing w:val="-80"/>
-      <w:sz w:val="120"/>
-      <w:szCs w:val="120"/>
-    </w:rPr>
-  </w:style>
-  <w:style w:type="paragraph" w:customStyle="1" w:styleId="118C08672E9045A28FF06A53A38798B01">
-    <w:name w:val="118C08672E9045A28FF06A53A38798B01"/>
-    <w:rsid w:val="00806DF1"/>
-    <w:pPr>
-      <w:kinsoku w:val="0"/>
-      <w:overflowPunct w:val="0"/>
-      <w:spacing w:after="0" w:line="240" w:lineRule="auto"/>
-      <w:outlineLvl w:val="0"/>
-    </w:pPr>
-    <w:rPr>
-      <w:rFonts w:asciiTheme="majorHAnsi" w:eastAsia="Times New Roman" w:hAnsiTheme="majorHAnsi" w:cstheme="majorHAnsi"/>
-      <w:b/>
-      <w:caps/>
-      <w:color w:val="ED7D31" w:themeColor="accent2"/>
-      <w:spacing w:val="-80"/>
-      <w:sz w:val="120"/>
-      <w:szCs w:val="120"/>
-    </w:rPr>
-  </w:style>
-  <w:style w:type="paragraph" w:customStyle="1" w:styleId="B885C6EC6C5D45A9B686DA76D476D5A71">
-    <w:name w:val="B885C6EC6C5D45A9B686DA76D476D5A71"/>
-    <w:rsid w:val="00806DF1"/>
-    <w:pPr>
-      <w:kinsoku w:val="0"/>
-      <w:overflowPunct w:val="0"/>
-      <w:spacing w:after="0" w:line="240" w:lineRule="auto"/>
-      <w:outlineLvl w:val="0"/>
-    </w:pPr>
-    <w:rPr>
-      <w:rFonts w:asciiTheme="majorHAnsi" w:eastAsia="Times New Roman" w:hAnsiTheme="majorHAnsi" w:cstheme="majorHAnsi"/>
-      <w:b/>
-      <w:caps/>
-      <w:color w:val="ED7D31" w:themeColor="accent2"/>
-      <w:spacing w:val="-80"/>
-      <w:sz w:val="120"/>
-      <w:szCs w:val="120"/>
-    </w:rPr>
-  </w:style>
-  <w:style w:type="paragraph" w:customStyle="1" w:styleId="4A3631AAB898494D8E932A1A00A446702">
-    <w:name w:val="4A3631AAB898494D8E932A1A00A446702"/>
-    <w:rsid w:val="0083322A"/>
-    <w:pPr>
-      <w:kinsoku w:val="0"/>
-      <w:overflowPunct w:val="0"/>
-      <w:spacing w:after="0" w:line="240" w:lineRule="auto"/>
-      <w:outlineLvl w:val="0"/>
-    </w:pPr>
-    <w:rPr>
-      <w:rFonts w:asciiTheme="majorHAnsi" w:eastAsia="Times New Roman" w:hAnsiTheme="majorHAnsi" w:cstheme="majorHAnsi"/>
-      <w:b/>
-      <w:caps/>
-      <w:color w:val="ED7D31" w:themeColor="accent2"/>
-      <w:spacing w:val="-80"/>
-      <w:sz w:val="120"/>
-      <w:szCs w:val="120"/>
-    </w:rPr>
-  </w:style>
-  <w:style w:type="paragraph" w:customStyle="1" w:styleId="118C08672E9045A28FF06A53A38798B02">
-    <w:name w:val="118C08672E9045A28FF06A53A38798B02"/>
-    <w:rsid w:val="0083322A"/>
-    <w:pPr>
-      <w:kinsoku w:val="0"/>
-      <w:overflowPunct w:val="0"/>
-      <w:spacing w:after="0" w:line="240" w:lineRule="auto"/>
-      <w:outlineLvl w:val="0"/>
-    </w:pPr>
-    <w:rPr>
-      <w:rFonts w:asciiTheme="majorHAnsi" w:eastAsia="Times New Roman" w:hAnsiTheme="majorHAnsi" w:cstheme="majorHAnsi"/>
-      <w:b/>
-      <w:caps/>
-      <w:color w:val="ED7D31" w:themeColor="accent2"/>
-      <w:spacing w:val="-80"/>
-      <w:sz w:val="120"/>
-      <w:szCs w:val="120"/>
-    </w:rPr>
-  </w:style>
-  <w:style w:type="paragraph" w:customStyle="1" w:styleId="B885C6EC6C5D45A9B686DA76D476D5A72">
-    <w:name w:val="B885C6EC6C5D45A9B686DA76D476D5A72"/>
-    <w:rsid w:val="0083322A"/>
-    <w:pPr>
-      <w:kinsoku w:val="0"/>
-      <w:overflowPunct w:val="0"/>
-      <w:spacing w:after="0" w:line="240" w:lineRule="auto"/>
-      <w:outlineLvl w:val="0"/>
-    </w:pPr>
-    <w:rPr>
-      <w:rFonts w:asciiTheme="majorHAnsi" w:eastAsia="Times New Roman" w:hAnsiTheme="majorHAnsi" w:cstheme="majorHAnsi"/>
-      <w:b/>
-      <w:caps/>
-      <w:color w:val="ED7D31" w:themeColor="accent2"/>
-      <w:spacing w:val="-80"/>
-      <w:sz w:val="120"/>
-      <w:szCs w:val="120"/>
-    </w:rPr>
-  </w:style>
-</w:styles>
-</file>
-
-<file path=word/glossary/webSettings.xml><?xml version="1.0" encoding="utf-8"?>
-<w:webSettings xmlns:mc="http://schemas.openxmlformats.org/markup-compatibility/2006" xmlns:r="http://schemas.openxmlformats.org/officeDocument/2006/relationships" xmlns:w="http://schemas.openxmlformats.org/wordprocessingml/2006/main" xmlns:w14="http://schemas.microsoft.com/office/word/2010/wordml" xmlns:w15="http://schemas.microsoft.com/office/word/2012/wordml" xmlns:w16cex="http://schemas.microsoft.com/office/word/2018/wordml/cex" xmlns:w16cid="http://schemas.microsoft.com/office/word/2016/wordml/cid" xmlns:w16="http://schemas.microsoft.com/office/word/2018/wordml" xmlns:w16sdtdh="http://schemas.microsoft.com/office/word/2020/wordml/sdtdatahash" xmlns:w16se="http://schemas.microsoft.com/office/word/2015/wordml/symex" mc:Ignorable="w14 w15 w16se w16cid w16 w16cex w16sdtdh">
-  <w:optimizeForBrowser/>
-  <w:allowPNG/>
-</w:webSettings>
-</file>
-
 <file path=word/theme/theme11.xml><?xml version="1.0" encoding="utf-8"?>
 <a:theme xmlns:a="http://schemas.openxmlformats.org/drawingml/2006/main" name="StoneSet">
   <a:themeElements>
